--- a/entregables/04_Tareas_speckit-tasks.docx
+++ b/entregables/04_Tareas_speckit-tasks.docx
@@ -25,7 +25,23 @@
           <w:i/>
           <w:color w:val="555F6D"/>
         </w:rPr>
-        <w:t>Comando SDD:</w:t>
+        <w:t>Fase SDD:</w:t>
+      </w:r>
+      <w:r>
+        <w:rPr>
+          <w:b w:val="0"/>
+          <w:i/>
+          <w:color w:val="555F6D"/>
+        </w:rPr>
+        <w:t xml:space="preserve"> 3 – Descomponer en tareas | </w:t>
+      </w:r>
+      <w:r>
+        <w:rPr>
+          <w:b/>
+          <w:i/>
+          <w:color w:val="555F6D"/>
+        </w:rPr>
+        <w:t>Comando Spec Kit:</w:t>
       </w:r>
       <w:r>
         <w:rPr>
@@ -79,7 +95,7 @@
           <w:i/>
           <w:color w:val="555F6D"/>
         </w:rPr>
-        <w:t xml:space="preserve">, </w:t>
+        <w:t xml:space="preserve"> · </w:t>
       </w:r>
       <w:r>
         <w:rPr>
@@ -141,7 +157,23 @@
           <w:i/>
           <w:color w:val="555F6D"/>
         </w:rPr>
-        <w:t xml:space="preserve"> 2026-10-21</w:t>
+        <w:t xml:space="preserve"> 2026-10-21 | </w:t>
+      </w:r>
+      <w:r>
+        <w:rPr>
+          <w:b/>
+          <w:i/>
+          <w:color w:val="555F6D"/>
+        </w:rPr>
+        <w:t>Estado:</w:t>
+      </w:r>
+      <w:r>
+        <w:rPr>
+          <w:b w:val="0"/>
+          <w:i/>
+          <w:color w:val="555F6D"/>
+        </w:rPr>
+        <w:t xml:space="preserve"> ✅ Aprobado (puerta G3) y completado</w:t>
       </w:r>
     </w:p>
     <w:p>
@@ -167,6 +199,48 @@
           <w:color w:val="B03060"/>
         </w:rPr>
         <w:t>[ID] [P?] [Historia] Descripción → archivo</w:t>
+      </w:r>
+      <w:r>
+        <w:rPr>
+          <w:b w:val="0"/>
+          <w:i w:val="0"/>
+        </w:rPr>
+        <w:t xml:space="preserve"> · </w:t>
+      </w:r>
+      <w:r>
+        <w:rPr>
+          <w:b w:val="0"/>
+          <w:i/>
+        </w:rPr>
+        <w:t>(requisitos)</w:t>
+      </w:r>
+      <w:r>
+        <w:rPr>
+          <w:b w:val="0"/>
+          <w:i w:val="0"/>
+        </w:rPr>
+        <w:t xml:space="preserve"> · </w:t>
+      </w:r>
+      <w:r>
+        <w:rPr>
+          <w:b/>
+          <w:i w:val="0"/>
+        </w:rPr>
+        <w:t>Hecho cuando:</w:t>
+      </w:r>
+      <w:r>
+        <w:rPr>
+          <w:b w:val="0"/>
+          <w:i w:val="0"/>
+        </w:rPr>
+        <w:t xml:space="preserve"> criterio verificable · </w:t>
+      </w:r>
+      <w:r>
+        <w:rPr>
+          <w:b/>
+          <w:i w:val="0"/>
+        </w:rPr>
+        <w:t>Depende de:</w:t>
       </w:r>
     </w:p>
     <w:p>
@@ -185,7 +259,7 @@
           <w:b w:val="0"/>
           <w:i w:val="0"/>
         </w:rPr>
-        <w:t>: se puede ejecutar en paralelo (archivos distintos y sin dependencias pendientes).</w:t>
+        <w:t>: se puede hacer en paralelo (archivos distintos y sin dependencias pendientes).</w:t>
       </w:r>
     </w:p>
     <w:p>
@@ -194,17 +268,37 @@
       </w:pPr>
       <w:r>
         <w:rPr>
+          <w:b w:val="0"/>
+          <w:i w:val="0"/>
+        </w:rPr>
+        <w:t xml:space="preserve">Se implementa </w:t>
+      </w:r>
+      <w:r>
+        <w:rPr>
           <w:b/>
           <w:i w:val="0"/>
         </w:rPr>
-        <w:t>[USx]</w:t>
+        <w:t>una tarea a la vez</w:t>
       </w:r>
       <w:r>
         <w:rPr>
           <w:b w:val="0"/>
           <w:i w:val="0"/>
         </w:rPr>
-        <w:t>: historia de usuario a la que pertenece la tarea.</w:t>
+        <w:t>, con pruebas y revisión entre tareas (Constitución IV).</w:t>
+      </w:r>
+    </w:p>
+    <w:p>
+      <w:pPr>
+        <w:pStyle w:val="Heading2"/>
+      </w:pPr>
+      <w:r>
+        <w:rPr>
+          <w:b w:val="0"/>
+          <w:i w:val="0"/>
+          <w:color w:val="1F3A5F"/>
+        </w:rPr>
+        <w:t>Fase 1: Preparación</w:t>
       </w:r>
     </w:p>
     <w:p>
@@ -216,21 +310,101 @@
           <w:b w:val="0"/>
           <w:i w:val="0"/>
         </w:rPr>
-        <w:t xml:space="preserve">Las pruebas se escriben </w:t>
+        <w:t xml:space="preserve">☑ </w:t>
       </w:r>
       <w:r>
         <w:rPr>
           <w:b/>
           <w:i w:val="0"/>
         </w:rPr>
-        <w:t>antes o junto</w:t>
+        <w:t>T001</w:t>
       </w:r>
       <w:r>
         <w:rPr>
           <w:b w:val="0"/>
           <w:i w:val="0"/>
         </w:rPr>
-        <w:t xml:space="preserve"> con la implementación (Constitución, Principio III).</w:t>
+        <w:t xml:space="preserve"> Crear la estructura de carpetas de </w:t>
+      </w:r>
+      <w:r>
+        <w:rPr>
+          <w:rFonts w:ascii="Consolas" w:hAnsi="Consolas"/>
+          <w:b w:val="0"/>
+          <w:i w:val="0"/>
+          <w:color w:val="B03060"/>
+        </w:rPr>
+        <w:t>plan.md</w:t>
+      </w:r>
+      <w:r>
+        <w:rPr>
+          <w:b w:val="0"/>
+          <w:i w:val="0"/>
+        </w:rPr>
+        <w:t xml:space="preserve"> §4.</w:t>
+      </w:r>
+    </w:p>
+    <w:p>
+      <w:r>
+        <w:rPr>
+          <w:b/>
+          <w:i w:val="0"/>
+        </w:rPr>
+        <w:t>Hecho cuando:</w:t>
+      </w:r>
+      <w:r>
+        <w:rPr>
+          <w:b w:val="0"/>
+          <w:i w:val="0"/>
+        </w:rPr>
+        <w:t xml:space="preserve"> existen </w:t>
+      </w:r>
+      <w:r>
+        <w:rPr>
+          <w:rFonts w:ascii="Consolas" w:hAnsi="Consolas"/>
+          <w:b w:val="0"/>
+          <w:i w:val="0"/>
+          <w:color w:val="B03060"/>
+        </w:rPr>
+        <w:t>src/{domain,repository,services,http}</w:t>
+      </w:r>
+      <w:r>
+        <w:rPr>
+          <w:b w:val="0"/>
+          <w:i w:val="0"/>
+        </w:rPr>
+        <w:t xml:space="preserve">, </w:t>
+      </w:r>
+      <w:r>
+        <w:rPr>
+          <w:rFonts w:ascii="Consolas" w:hAnsi="Consolas"/>
+          <w:b w:val="0"/>
+          <w:i w:val="0"/>
+          <w:color w:val="B03060"/>
+        </w:rPr>
+        <w:t>tests/</w:t>
+      </w:r>
+      <w:r>
+        <w:rPr>
+          <w:b w:val="0"/>
+          <w:i w:val="0"/>
+        </w:rPr>
+        <w:t xml:space="preserve"> y </w:t>
+      </w:r>
+      <w:r>
+        <w:rPr>
+          <w:rFonts w:ascii="Consolas" w:hAnsi="Consolas"/>
+          <w:b w:val="0"/>
+          <w:i w:val="0"/>
+          <w:color w:val="B03060"/>
+        </w:rPr>
+        <w:t>data/</w:t>
+      </w:r>
+      <w:r>
+        <w:rPr>
+          <w:b w:val="0"/>
+          <w:i w:val="0"/>
+        </w:rPr>
+        <w:t>.</w:t>
       </w:r>
     </w:p>
     <w:p>
@@ -239,19 +413,40 @@
       </w:pPr>
       <w:r>
         <w:rPr>
+          <w:b w:val="0"/>
+          <w:i w:val="0"/>
+        </w:rPr>
+        <w:t xml:space="preserve">☑ </w:t>
+      </w:r>
+      <w:r>
+        <w:rPr>
+          <w:b/>
+          <w:i w:val="0"/>
+        </w:rPr>
+        <w:t>T002</w:t>
+      </w:r>
+      <w:r>
+        <w:rPr>
+          <w:b w:val="0"/>
+          <w:i w:val="0"/>
+        </w:rPr>
+        <w:t xml:space="preserve"> Crear </w:t>
+      </w:r>
+      <w:r>
+        <w:rPr>
           <w:rFonts w:ascii="Consolas" w:hAnsi="Consolas"/>
           <w:b w:val="0"/>
           <w:i w:val="0"/>
           <w:color w:val="B03060"/>
         </w:rPr>
-        <w:t>[X]</w:t>
+        <w:t>package.json</w:t>
       </w:r>
       <w:r>
         <w:rPr>
           <w:b w:val="0"/>
           <w:i w:val="0"/>
         </w:rPr>
-        <w:t xml:space="preserve"> = completada en la iteración 1 (ver evidencia en </w:t>
+        <w:t xml:space="preserve"> con los scripts </w:t>
       </w:r>
       <w:r>
         <w:rPr>
@@ -260,14 +455,173 @@
           <w:i w:val="0"/>
           <w:color w:val="B03060"/>
         </w:rPr>
-        <w:t>implement-report.md</w:t>
+        <w:t>start</w:t>
       </w:r>
       <w:r>
         <w:rPr>
           <w:b w:val="0"/>
           <w:i w:val="0"/>
         </w:rPr>
-        <w:t>).</w:t>
+        <w:t xml:space="preserve">, </w:t>
+      </w:r>
+      <w:r>
+        <w:rPr>
+          <w:rFonts w:ascii="Consolas" w:hAnsi="Consolas"/>
+          <w:b w:val="0"/>
+          <w:i w:val="0"/>
+          <w:color w:val="B03060"/>
+        </w:rPr>
+        <w:t>test</w:t>
+      </w:r>
+      <w:r>
+        <w:rPr>
+          <w:b w:val="0"/>
+          <w:i w:val="0"/>
+        </w:rPr>
+        <w:t xml:space="preserve"> y </w:t>
+      </w:r>
+      <w:r>
+        <w:rPr>
+          <w:rFonts w:ascii="Consolas" w:hAnsi="Consolas"/>
+          <w:b w:val="0"/>
+          <w:i w:val="0"/>
+          <w:color w:val="B03060"/>
+        </w:rPr>
+        <w:t>coverage</w:t>
+      </w:r>
+      <w:r>
+        <w:rPr>
+          <w:b w:val="0"/>
+          <w:i w:val="0"/>
+        </w:rPr>
+        <w:t xml:space="preserve">, sin dependencias. </w:t>
+      </w:r>
+      <w:r>
+        <w:rPr>
+          <w:b w:val="0"/>
+          <w:i/>
+        </w:rPr>
+        <w:t>(NFR-005)</w:t>
+      </w:r>
+    </w:p>
+    <w:p>
+      <w:r>
+        <w:rPr>
+          <w:b/>
+          <w:i w:val="0"/>
+        </w:rPr>
+        <w:t>Hecho cuando:</w:t>
+      </w:r>
+      <w:r>
+        <w:rPr>
+          <w:b w:val="0"/>
+          <w:i w:val="0"/>
+        </w:rPr>
+        <w:t xml:space="preserve"> </w:t>
+      </w:r>
+      <w:r>
+        <w:rPr>
+          <w:rFonts w:ascii="Consolas" w:hAnsi="Consolas"/>
+          <w:b w:val="0"/>
+          <w:i w:val="0"/>
+          <w:color w:val="B03060"/>
+        </w:rPr>
+        <w:t>npm test</w:t>
+      </w:r>
+      <w:r>
+        <w:rPr>
+          <w:b w:val="0"/>
+          <w:i w:val="0"/>
+        </w:rPr>
+        <w:t xml:space="preserve"> se ejecuta (aunque todavía no haya pruebas). </w:t>
+      </w:r>
+      <w:r>
+        <w:rPr>
+          <w:b/>
+          <w:i w:val="0"/>
+        </w:rPr>
+        <w:t>Depende de:</w:t>
+      </w:r>
+      <w:r>
+        <w:rPr>
+          <w:b w:val="0"/>
+          <w:i w:val="0"/>
+        </w:rPr>
+        <w:t xml:space="preserve"> T001</w:t>
+      </w:r>
+    </w:p>
+    <w:p>
+      <w:pPr>
+        <w:pStyle w:val="ListBullet"/>
+      </w:pPr>
+      <w:r>
+        <w:rPr>
+          <w:b w:val="0"/>
+          <w:i w:val="0"/>
+        </w:rPr>
+        <w:t xml:space="preserve">☑ </w:t>
+      </w:r>
+      <w:r>
+        <w:rPr>
+          <w:b/>
+          <w:i w:val="0"/>
+        </w:rPr>
+        <w:t>T003</w:t>
+      </w:r>
+      <w:r>
+        <w:rPr>
+          <w:b w:val="0"/>
+          <w:i w:val="0"/>
+        </w:rPr>
+        <w:t xml:space="preserve"> [P] Redactar la constitución y </w:t>
+      </w:r>
+      <w:r>
+        <w:rPr>
+          <w:rFonts w:ascii="Consolas" w:hAnsi="Consolas"/>
+          <w:b w:val="0"/>
+          <w:i w:val="0"/>
+          <w:color w:val="B03060"/>
+        </w:rPr>
+        <w:t>AGENTS.md</w:t>
+      </w:r>
+      <w:r>
+        <w:rPr>
+          <w:b w:val="0"/>
+          <w:i w:val="0"/>
+        </w:rPr>
+        <w:t>/</w:t>
+      </w:r>
+      <w:r>
+        <w:rPr>
+          <w:rFonts w:ascii="Consolas" w:hAnsi="Consolas"/>
+          <w:b w:val="0"/>
+          <w:i w:val="0"/>
+          <w:color w:val="B03060"/>
+        </w:rPr>
+        <w:t>CLAUDE.md</w:t>
+      </w:r>
+      <w:r>
+        <w:rPr>
+          <w:b w:val="0"/>
+          <w:i w:val="0"/>
+        </w:rPr>
+        <w:t>.</w:t>
+      </w:r>
+    </w:p>
+    <w:p>
+      <w:r>
+        <w:rPr>
+          <w:b/>
+          <w:i w:val="0"/>
+        </w:rPr>
+        <w:t>Hecho cuando:</w:t>
+      </w:r>
+      <w:r>
+        <w:rPr>
+          <w:b w:val="0"/>
+          <w:i w:val="0"/>
+        </w:rPr>
+        <w:t xml:space="preserve"> pasaron la puerta G0.</w:t>
       </w:r>
     </w:p>
     <w:p>
@@ -280,7 +634,7 @@
           <w:i w:val="0"/>
           <w:color w:val="1F3A5F"/>
         </w:rPr>
-        <w:t>Fase 1: Preparación (Setup)</w:t>
+        <w:t>Fase 2: Fundamentos (bloquean todas las historias)</w:t>
       </w:r>
     </w:p>
     <w:p>
@@ -299,14 +653,14 @@
           <w:b/>
           <w:i w:val="0"/>
         </w:rPr>
-        <w:t>T001</w:t>
+        <w:t>T004</w:t>
       </w:r>
       <w:r>
         <w:rPr>
           <w:b w:val="0"/>
           <w:i w:val="0"/>
         </w:rPr>
-        <w:t xml:space="preserve"> Crear la estructura de carpetas según </w:t>
+        <w:t xml:space="preserve"> [P] Escribir las pruebas de dominio: validación, fechas, valores por defecto y transiciones → </w:t>
       </w:r>
       <w:r>
         <w:rPr>
@@ -315,62 +669,37 @@
           <w:i w:val="0"/>
           <w:color w:val="B03060"/>
         </w:rPr>
-        <w:t>plan.md</w:t>
+        <w:t>tests/domain.test.js</w:t>
       </w:r>
       <w:r>
         <w:rPr>
           <w:b w:val="0"/>
           <w:i w:val="0"/>
         </w:rPr>
-        <w:t xml:space="preserve"> (</w:t>
-      </w:r>
-      <w:r>
-        <w:rPr>
-          <w:rFonts w:ascii="Consolas" w:hAnsi="Consolas"/>
+        <w:t xml:space="preserve">. </w:t>
+      </w:r>
+      <w:r>
+        <w:rPr>
+          <w:b w:val="0"/>
+          <w:i/>
+        </w:rPr>
+        <w:t>(FR-001 a FR-004, FR-007, FR-008)</w:t>
+      </w:r>
+    </w:p>
+    <w:p>
+      <w:r>
+        <w:rPr>
+          <w:b/>
+          <w:i w:val="0"/>
+        </w:rPr>
+        <w:t>Hecho cuando:</w:t>
+      </w:r>
+      <w:r>
+        <w:rPr>
           <w:b w:val="0"/>
           <w:i w:val="0"/>
-          <w:color w:val="B03060"/>
-        </w:rPr>
-        <w:t>src/{domain,repository,services,http}</w:t>
-      </w:r>
-      <w:r>
-        <w:rPr>
-          <w:b w:val="0"/>
-          <w:i w:val="0"/>
-        </w:rPr>
-        <w:t xml:space="preserve">, </w:t>
-      </w:r>
-      <w:r>
-        <w:rPr>
-          <w:rFonts w:ascii="Consolas" w:hAnsi="Consolas"/>
-          <w:b w:val="0"/>
-          <w:i w:val="0"/>
-          <w:color w:val="B03060"/>
-        </w:rPr>
-        <w:t>tests/</w:t>
-      </w:r>
-      <w:r>
-        <w:rPr>
-          <w:b w:val="0"/>
-          <w:i w:val="0"/>
-        </w:rPr>
-        <w:t xml:space="preserve">, </w:t>
-      </w:r>
-      <w:r>
-        <w:rPr>
-          <w:rFonts w:ascii="Consolas" w:hAnsi="Consolas"/>
-          <w:b w:val="0"/>
-          <w:i w:val="0"/>
-          <w:color w:val="B03060"/>
-        </w:rPr>
-        <w:t>data/</w:t>
-      </w:r>
-      <w:r>
-        <w:rPr>
-          <w:b w:val="0"/>
-          <w:i w:val="0"/>
-        </w:rPr>
-        <w:t>).</w:t>
+        </w:rPr>
+        <w:t xml:space="preserve"> las pruebas existen y fallan (rojo).</w:t>
       </w:r>
     </w:p>
     <w:p>
@@ -389,14 +718,14 @@
           <w:b/>
           <w:i w:val="0"/>
         </w:rPr>
-        <w:t>T002</w:t>
+        <w:t>T005</w:t>
       </w:r>
       <w:r>
         <w:rPr>
           <w:b w:val="0"/>
           <w:i w:val="0"/>
         </w:rPr>
-        <w:t xml:space="preserve"> Crear </w:t>
+        <w:t xml:space="preserve"> Implementar la entidad Tarea → </w:t>
       </w:r>
       <w:r>
         <w:rPr>
@@ -405,78 +734,51 @@
           <w:i w:val="0"/>
           <w:color w:val="B03060"/>
         </w:rPr>
-        <w:t>package.json</w:t>
+        <w:t>src/domain/task.js</w:t>
       </w:r>
       <w:r>
         <w:rPr>
           <w:b w:val="0"/>
           <w:i w:val="0"/>
         </w:rPr>
-        <w:t xml:space="preserve"> con los scripts </w:t>
-      </w:r>
-      <w:r>
-        <w:rPr>
-          <w:rFonts w:ascii="Consolas" w:hAnsi="Consolas"/>
+        <w:t xml:space="preserve">. </w:t>
+      </w:r>
+      <w:r>
+        <w:rPr>
+          <w:b w:val="0"/>
+          <w:i/>
+        </w:rPr>
+        <w:t>(FR-001, FR-002, FR-003, FR-007)</w:t>
+      </w:r>
+    </w:p>
+    <w:p>
+      <w:r>
+        <w:rPr>
+          <w:b/>
+          <w:i w:val="0"/>
+        </w:rPr>
+        <w:t>Hecho cuando:</w:t>
+      </w:r>
+      <w:r>
+        <w:rPr>
           <w:b w:val="0"/>
           <w:i w:val="0"/>
-          <w:color w:val="B03060"/>
-        </w:rPr>
-        <w:t>start</w:t>
+        </w:rPr>
+        <w:t xml:space="preserve"> pasan las 14 pruebas de T004. </w:t>
+      </w:r>
+      <w:r>
+        <w:rPr>
+          <w:b/>
+          <w:i w:val="0"/>
+        </w:rPr>
+        <w:t>Depende de:</w:t>
       </w:r>
       <w:r>
         <w:rPr>
           <w:b w:val="0"/>
           <w:i w:val="0"/>
         </w:rPr>
-        <w:t xml:space="preserve">, </w:t>
-      </w:r>
-      <w:r>
-        <w:rPr>
-          <w:rFonts w:ascii="Consolas" w:hAnsi="Consolas"/>
-          <w:b w:val="0"/>
-          <w:i w:val="0"/>
-          <w:color w:val="B03060"/>
-        </w:rPr>
-        <w:t>test</w:t>
-      </w:r>
-      <w:r>
-        <w:rPr>
-          <w:b w:val="0"/>
-          <w:i w:val="0"/>
-        </w:rPr>
-        <w:t xml:space="preserve"> y </w:t>
-      </w:r>
-      <w:r>
-        <w:rPr>
-          <w:rFonts w:ascii="Consolas" w:hAnsi="Consolas"/>
-          <w:b w:val="0"/>
-          <w:i w:val="0"/>
-          <w:color w:val="B03060"/>
-        </w:rPr>
-        <w:t>coverage</w:t>
-      </w:r>
-      <w:r>
-        <w:rPr>
-          <w:b w:val="0"/>
-          <w:i w:val="0"/>
-        </w:rPr>
-        <w:t xml:space="preserve"> (Node ≥ 20, sin dependencias) → </w:t>
-      </w:r>
-      <w:r>
-        <w:rPr>
-          <w:rFonts w:ascii="Consolas" w:hAnsi="Consolas"/>
-          <w:b w:val="0"/>
-          <w:i w:val="0"/>
-          <w:color w:val="B03060"/>
-        </w:rPr>
-        <w:t>package.json</w:t>
-      </w:r>
-      <w:r>
-        <w:rPr>
-          <w:b w:val="0"/>
-          <w:i w:val="0"/>
-        </w:rPr>
-        <w:t>.</w:t>
+        <w:t xml:space="preserve"> T004</w:t>
       </w:r>
     </w:p>
     <w:p>
@@ -495,14 +797,14 @@
           <w:b/>
           <w:i w:val="0"/>
         </w:rPr>
-        <w:t>T003</w:t>
+        <w:t>T006</w:t>
       </w:r>
       <w:r>
         <w:rPr>
           <w:b w:val="0"/>
           <w:i w:val="0"/>
         </w:rPr>
-        <w:t xml:space="preserve"> [P] Redactar la constitución → </w:t>
+        <w:t xml:space="preserve"> [P] Implementar </w:t>
       </w:r>
       <w:r>
         <w:rPr>
@@ -511,14 +813,302 @@
           <w:i w:val="0"/>
           <w:color w:val="B03060"/>
         </w:rPr>
-        <w:t>.specify/memory/constitution.md</w:t>
+        <w:t>TaskRepository</w:t>
       </w:r>
       <w:r>
         <w:rPr>
           <w:b w:val="0"/>
           <w:i w:val="0"/>
         </w:rPr>
+        <w:t xml:space="preserve"> en memoria con copias defensivas → </w:t>
+      </w:r>
+      <w:r>
+        <w:rPr>
+          <w:rFonts w:ascii="Consolas" w:hAnsi="Consolas"/>
+          <w:b w:val="0"/>
+          <w:i w:val="0"/>
+          <w:color w:val="B03060"/>
+        </w:rPr>
+        <w:t>src/repository/taskRepository.js</w:t>
+      </w:r>
+      <w:r>
+        <w:rPr>
+          <w:b w:val="0"/>
+          <w:i w:val="0"/>
+        </w:rPr>
+        <w:t xml:space="preserve">. </w:t>
+      </w:r>
+      <w:r>
+        <w:rPr>
+          <w:b w:val="0"/>
+          <w:i/>
+        </w:rPr>
+        <w:t>(ADR-05)</w:t>
+      </w:r>
+    </w:p>
+    <w:p>
+      <w:r>
+        <w:rPr>
+          <w:b/>
+          <w:i w:val="0"/>
+        </w:rPr>
+        <w:t>Hecho cuando:</w:t>
+      </w:r>
+      <w:r>
+        <w:rPr>
+          <w:b w:val="0"/>
+          <w:i w:val="0"/>
+        </w:rPr>
+        <w:t xml:space="preserve"> los objetos devueltos no alteran el estado interno.</w:t>
+      </w:r>
+    </w:p>
+    <w:p>
+      <w:pPr>
+        <w:pStyle w:val="ListBullet"/>
+      </w:pPr>
+      <w:r>
+        <w:rPr>
+          <w:b w:val="0"/>
+          <w:i w:val="0"/>
+        </w:rPr>
+        <w:t xml:space="preserve">☑ </w:t>
+      </w:r>
+      <w:r>
+        <w:rPr>
+          <w:b/>
+          <w:i w:val="0"/>
+        </w:rPr>
+        <w:t>T007</w:t>
+      </w:r>
+      <w:r>
+        <w:rPr>
+          <w:b w:val="0"/>
+          <w:i w:val="0"/>
+        </w:rPr>
+        <w:t xml:space="preserve"> Implementar el esqueleto HTTP: enrutador, </w:t>
+      </w:r>
+      <w:r>
+        <w:rPr>
+          <w:rFonts w:ascii="Consolas" w:hAnsi="Consolas"/>
+          <w:b w:val="0"/>
+          <w:i w:val="0"/>
+          <w:color w:val="B03060"/>
+        </w:rPr>
+        <w:t>readJson</w:t>
+      </w:r>
+      <w:r>
+        <w:rPr>
+          <w:b w:val="0"/>
+          <w:i w:val="0"/>
+        </w:rPr>
+        <w:t xml:space="preserve"> con límite de 10 KB y mapeo de errores → </w:t>
+      </w:r>
+      <w:r>
+        <w:rPr>
+          <w:rFonts w:ascii="Consolas" w:hAnsi="Consolas"/>
+          <w:b w:val="0"/>
+          <w:i w:val="0"/>
+          <w:color w:val="B03060"/>
+        </w:rPr>
+        <w:t>src/http/app.js</w:t>
+      </w:r>
+      <w:r>
+        <w:rPr>
+          <w:b w:val="0"/>
+          <w:i w:val="0"/>
+        </w:rPr>
+        <w:t xml:space="preserve">. </w:t>
+      </w:r>
+      <w:r>
+        <w:rPr>
+          <w:b w:val="0"/>
+          <w:i/>
+        </w:rPr>
+        <w:t>(FR-004, FR-012, NFR-001, NFR-004)</w:t>
+      </w:r>
+    </w:p>
+    <w:p>
+      <w:r>
+        <w:rPr>
+          <w:b/>
+          <w:i w:val="0"/>
+        </w:rPr>
+        <w:t>Hecho cuando:</w:t>
+      </w:r>
+      <w:r>
+        <w:rPr>
+          <w:b w:val="0"/>
+          <w:i w:val="0"/>
+        </w:rPr>
+        <w:t xml:space="preserve"> </w:t>
+      </w:r>
+      <w:r>
+        <w:rPr>
+          <w:rFonts w:ascii="Consolas" w:hAnsi="Consolas"/>
+          <w:b w:val="0"/>
+          <w:i w:val="0"/>
+          <w:color w:val="B03060"/>
+        </w:rPr>
+        <w:t>GET /health</w:t>
+      </w:r>
+      <w:r>
+        <w:rPr>
+          <w:b w:val="0"/>
+          <w:i w:val="0"/>
+        </w:rPr>
+        <w:t xml:space="preserve"> responde 200 con </w:t>
+      </w:r>
+      <w:r>
+        <w:rPr>
+          <w:rFonts w:ascii="Consolas" w:hAnsi="Consolas"/>
+          <w:b w:val="0"/>
+          <w:i w:val="0"/>
+          <w:color w:val="B03060"/>
+        </w:rPr>
+        <w:t>nosniff</w:t>
+      </w:r>
+      <w:r>
+        <w:rPr>
+          <w:b w:val="0"/>
+          <w:i w:val="0"/>
+        </w:rPr>
         <w:t>.</w:t>
+      </w:r>
+    </w:p>
+    <w:p>
+      <w:pPr>
+        <w:pStyle w:val="ListBullet"/>
+      </w:pPr>
+      <w:r>
+        <w:rPr>
+          <w:b w:val="0"/>
+          <w:i w:val="0"/>
+        </w:rPr>
+        <w:t xml:space="preserve">☑ </w:t>
+      </w:r>
+      <w:r>
+        <w:rPr>
+          <w:b/>
+          <w:i w:val="0"/>
+        </w:rPr>
+        <w:t>T008</w:t>
+      </w:r>
+      <w:r>
+        <w:rPr>
+          <w:b w:val="0"/>
+          <w:i w:val="0"/>
+        </w:rPr>
+        <w:t xml:space="preserve"> Crear el punto de arranque con </w:t>
+      </w:r>
+      <w:r>
+        <w:rPr>
+          <w:rFonts w:ascii="Consolas" w:hAnsi="Consolas"/>
+          <w:b w:val="0"/>
+          <w:i w:val="0"/>
+          <w:color w:val="B03060"/>
+        </w:rPr>
+        <w:t>PORT</w:t>
+      </w:r>
+      <w:r>
+        <w:rPr>
+          <w:b w:val="0"/>
+          <w:i w:val="0"/>
+        </w:rPr>
+        <w:t xml:space="preserve"> y </w:t>
+      </w:r>
+      <w:r>
+        <w:rPr>
+          <w:rFonts w:ascii="Consolas" w:hAnsi="Consolas"/>
+          <w:b w:val="0"/>
+          <w:i w:val="0"/>
+          <w:color w:val="B03060"/>
+        </w:rPr>
+        <w:t>DATA_FILE</w:t>
+      </w:r>
+      <w:r>
+        <w:rPr>
+          <w:b w:val="0"/>
+          <w:i w:val="0"/>
+        </w:rPr>
+        <w:t xml:space="preserve"> → </w:t>
+      </w:r>
+      <w:r>
+        <w:rPr>
+          <w:rFonts w:ascii="Consolas" w:hAnsi="Consolas"/>
+          <w:b w:val="0"/>
+          <w:i w:val="0"/>
+          <w:color w:val="B03060"/>
+        </w:rPr>
+        <w:t>src/server.js</w:t>
+      </w:r>
+      <w:r>
+        <w:rPr>
+          <w:b w:val="0"/>
+          <w:i w:val="0"/>
+        </w:rPr>
+        <w:t>.</w:t>
+      </w:r>
+    </w:p>
+    <w:p>
+      <w:r>
+        <w:rPr>
+          <w:b/>
+          <w:i w:val="0"/>
+        </w:rPr>
+        <w:t>Hecho cuando:</w:t>
+      </w:r>
+      <w:r>
+        <w:rPr>
+          <w:b w:val="0"/>
+          <w:i w:val="0"/>
+        </w:rPr>
+        <w:t xml:space="preserve"> </w:t>
+      </w:r>
+      <w:r>
+        <w:rPr>
+          <w:rFonts w:ascii="Consolas" w:hAnsi="Consolas"/>
+          <w:b w:val="0"/>
+          <w:i w:val="0"/>
+          <w:color w:val="B03060"/>
+        </w:rPr>
+        <w:t>npm start</w:t>
+      </w:r>
+      <w:r>
+        <w:rPr>
+          <w:b w:val="0"/>
+          <w:i w:val="0"/>
+        </w:rPr>
+        <w:t xml:space="preserve"> muestra "TaskFlow API escuchando…". </w:t>
+      </w:r>
+      <w:r>
+        <w:rPr>
+          <w:b/>
+          <w:i w:val="0"/>
+        </w:rPr>
+        <w:t>Depende de:</w:t>
+      </w:r>
+      <w:r>
+        <w:rPr>
+          <w:b w:val="0"/>
+          <w:i w:val="0"/>
+        </w:rPr>
+        <w:t xml:space="preserve"> T006, T007</w:t>
+      </w:r>
+    </w:p>
+    <w:p>
+      <w:r>
+        <w:rPr>
+          <w:b/>
+          <w:i w:val="0"/>
+        </w:rPr>
+        <w:t>Checkpoint G4-a:</w:t>
+      </w:r>
+      <w:r>
+        <w:rPr>
+          <w:b w:val="0"/>
+          <w:i w:val="0"/>
+        </w:rPr>
+        <w:t xml:space="preserve"> los fundamentos fueron revisados y las historias pueden comenzar.</w:t>
       </w:r>
     </w:p>
     <w:p>
@@ -531,7 +1121,7 @@
           <w:i w:val="0"/>
           <w:color w:val="1F3A5F"/>
         </w:rPr>
-        <w:t>Fase 2: Fundamentos (bloquean todas las historias)</w:t>
+        <w:t>Fase 3: US1 – Registrar tarea (P1) 🎯 MVP</w:t>
       </w:r>
     </w:p>
     <w:p>
@@ -550,14 +1140,14 @@
           <w:b/>
           <w:i w:val="0"/>
         </w:rPr>
-        <w:t>T004</w:t>
+        <w:t>T009</w:t>
       </w:r>
       <w:r>
         <w:rPr>
           <w:b w:val="0"/>
           <w:i w:val="0"/>
         </w:rPr>
-        <w:t xml:space="preserve"> [P] Pruebas del dominio: validación, fechas, valores por defecto y transiciones → </w:t>
+        <w:t xml:space="preserve"> [P] [US1] Prueba de servicio para crear y recuperar → </w:t>
       </w:r>
       <w:r>
         <w:rPr>
@@ -566,14 +1156,37 @@
           <w:i w:val="0"/>
           <w:color w:val="B03060"/>
         </w:rPr>
-        <w:t>tests/domain.test.js</w:t>
+        <w:t>tests/service.test.js</w:t>
       </w:r>
       <w:r>
         <w:rPr>
           <w:b w:val="0"/>
           <w:i w:val="0"/>
         </w:rPr>
-        <w:t>.</w:t>
+        <w:t xml:space="preserve">. </w:t>
+      </w:r>
+      <w:r>
+        <w:rPr>
+          <w:b w:val="0"/>
+          <w:i/>
+        </w:rPr>
+        <w:t>(FR-001, FR-002)</w:t>
+      </w:r>
+    </w:p>
+    <w:p>
+      <w:r>
+        <w:rPr>
+          <w:b/>
+          <w:i w:val="0"/>
+        </w:rPr>
+        <w:t>Hecho cuando:</w:t>
+      </w:r>
+      <w:r>
+        <w:rPr>
+          <w:b w:val="0"/>
+          <w:i w:val="0"/>
+        </w:rPr>
+        <w:t xml:space="preserve"> la prueba existe y falla (rojo).</w:t>
       </w:r>
     </w:p>
     <w:p>
@@ -592,14 +1205,14 @@
           <w:b/>
           <w:i w:val="0"/>
         </w:rPr>
-        <w:t>T005</w:t>
+        <w:t>T010</w:t>
       </w:r>
       <w:r>
         <w:rPr>
           <w:b w:val="0"/>
           <w:i w:val="0"/>
         </w:rPr>
-        <w:t xml:space="preserve"> Implementar la entidad Tarea: constantes </w:t>
+        <w:t xml:space="preserve"> [P] [US1] Pruebas de API para </w:t>
       </w:r>
       <w:r>
         <w:rPr>
@@ -608,14 +1221,14 @@
           <w:i w:val="0"/>
           <w:color w:val="B03060"/>
         </w:rPr>
-        <w:t>STATUSES</w:t>
+        <w:t>POST /tasks</w:t>
       </w:r>
       <w:r>
         <w:rPr>
           <w:b w:val="0"/>
           <w:i w:val="0"/>
         </w:rPr>
-        <w:t>/</w:t>
+        <w:t xml:space="preserve">: 201, 400 con detalles, JSON mal formado y cuerpo vacío → </w:t>
       </w:r>
       <w:r>
         <w:rPr>
@@ -624,124 +1237,37 @@
           <w:i w:val="0"/>
           <w:color w:val="B03060"/>
         </w:rPr>
-        <w:t>PRIORITIES</w:t>
+        <w:t>tests/api.test.js</w:t>
       </w:r>
       <w:r>
         <w:rPr>
           <w:b w:val="0"/>
           <w:i w:val="0"/>
         </w:rPr>
-        <w:t xml:space="preserve">, </w:t>
-      </w:r>
-      <w:r>
-        <w:rPr>
-          <w:rFonts w:ascii="Consolas" w:hAnsi="Consolas"/>
+        <w:t xml:space="preserve">. </w:t>
+      </w:r>
+      <w:r>
+        <w:rPr>
+          <w:b w:val="0"/>
+          <w:i/>
+        </w:rPr>
+        <w:t>(FR-004)</w:t>
+      </w:r>
+    </w:p>
+    <w:p>
+      <w:r>
+        <w:rPr>
+          <w:b/>
+          <w:i w:val="0"/>
+        </w:rPr>
+        <w:t>Hecho cuando:</w:t>
+      </w:r>
+      <w:r>
+        <w:rPr>
           <w:b w:val="0"/>
           <w:i w:val="0"/>
-          <w:color w:val="B03060"/>
-        </w:rPr>
-        <w:t>ValidationError</w:t>
-      </w:r>
-      <w:r>
-        <w:rPr>
-          <w:b w:val="0"/>
-          <w:i w:val="0"/>
-        </w:rPr>
-        <w:t xml:space="preserve">, </w:t>
-      </w:r>
-      <w:r>
-        <w:rPr>
-          <w:rFonts w:ascii="Consolas" w:hAnsi="Consolas"/>
-          <w:b w:val="0"/>
-          <w:i w:val="0"/>
-          <w:color w:val="B03060"/>
-        </w:rPr>
-        <w:t>validateTaskInput</w:t>
-      </w:r>
-      <w:r>
-        <w:rPr>
-          <w:b w:val="0"/>
-          <w:i w:val="0"/>
-        </w:rPr>
-        <w:t xml:space="preserve">, </w:t>
-      </w:r>
-      <w:r>
-        <w:rPr>
-          <w:rFonts w:ascii="Consolas" w:hAnsi="Consolas"/>
-          <w:b w:val="0"/>
-          <w:i w:val="0"/>
-          <w:color w:val="B03060"/>
-        </w:rPr>
-        <w:t>isValidDate</w:t>
-      </w:r>
-      <w:r>
-        <w:rPr>
-          <w:b w:val="0"/>
-          <w:i w:val="0"/>
-        </w:rPr>
-        <w:t xml:space="preserve">, </w:t>
-      </w:r>
-      <w:r>
-        <w:rPr>
-          <w:rFonts w:ascii="Consolas" w:hAnsi="Consolas"/>
-          <w:b w:val="0"/>
-          <w:i w:val="0"/>
-          <w:color w:val="B03060"/>
-        </w:rPr>
-        <w:t>createTask</w:t>
-      </w:r>
-      <w:r>
-        <w:rPr>
-          <w:b w:val="0"/>
-          <w:i w:val="0"/>
-        </w:rPr>
-        <w:t xml:space="preserve"> y </w:t>
-      </w:r>
-      <w:r>
-        <w:rPr>
-          <w:rFonts w:ascii="Consolas" w:hAnsi="Consolas"/>
-          <w:b w:val="0"/>
-          <w:i w:val="0"/>
-          <w:color w:val="B03060"/>
-        </w:rPr>
-        <w:t>canTransition</w:t>
-      </w:r>
-      <w:r>
-        <w:rPr>
-          <w:b w:val="0"/>
-          <w:i w:val="0"/>
-        </w:rPr>
-        <w:t xml:space="preserve"> → </w:t>
-      </w:r>
-      <w:r>
-        <w:rPr>
-          <w:rFonts w:ascii="Consolas" w:hAnsi="Consolas"/>
-          <w:b w:val="0"/>
-          <w:i w:val="0"/>
-          <w:color w:val="B03060"/>
-        </w:rPr>
-        <w:t>src/domain/task.js</w:t>
-      </w:r>
-      <w:r>
-        <w:rPr>
-          <w:b w:val="0"/>
-          <w:i w:val="0"/>
-        </w:rPr>
-        <w:t xml:space="preserve"> </w:t>
-      </w:r>
-      <w:r>
-        <w:rPr>
-          <w:b w:val="0"/>
-          <w:i/>
-        </w:rPr>
-        <w:t>(FR-001..FR-003, FR-007)</w:t>
-      </w:r>
-      <w:r>
-        <w:rPr>
-          <w:b w:val="0"/>
-          <w:i w:val="0"/>
-        </w:rPr>
-        <w:t>.</w:t>
+        </w:rPr>
+        <w:t xml:space="preserve"> las pruebas cubren CA-01 a CA-04.</w:t>
       </w:r>
     </w:p>
     <w:p>
@@ -760,14 +1286,14 @@
           <w:b/>
           <w:i w:val="0"/>
         </w:rPr>
-        <w:t>T006</w:t>
+        <w:t>T011</w:t>
       </w:r>
       <w:r>
         <w:rPr>
           <w:b w:val="0"/>
           <w:i w:val="0"/>
         </w:rPr>
-        <w:t xml:space="preserve"> [P] Implementar </w:t>
+        <w:t xml:space="preserve"> [US1] Implementar </w:t>
       </w:r>
       <w:r>
         <w:rPr>
@@ -776,30 +1302,51 @@
           <w:i w:val="0"/>
           <w:color w:val="B03060"/>
         </w:rPr>
-        <w:t>TaskRepository</w:t>
+        <w:t>TaskService.create()</w:t>
       </w:r>
       <w:r>
         <w:rPr>
           <w:b w:val="0"/>
           <w:i w:val="0"/>
         </w:rPr>
-        <w:t xml:space="preserve"> en memoria con copias defensivas → </w:t>
-      </w:r>
-      <w:r>
-        <w:rPr>
-          <w:rFonts w:ascii="Consolas" w:hAnsi="Consolas"/>
+        <w:t xml:space="preserve">. </w:t>
+      </w:r>
+      <w:r>
+        <w:rPr>
+          <w:b w:val="0"/>
+          <w:i/>
+        </w:rPr>
+        <w:t>(FR-001 a FR-004)</w:t>
+      </w:r>
+    </w:p>
+    <w:p>
+      <w:r>
+        <w:rPr>
+          <w:b/>
+          <w:i w:val="0"/>
+        </w:rPr>
+        <w:t>Hecho cuando:</w:t>
+      </w:r>
+      <w:r>
+        <w:rPr>
           <w:b w:val="0"/>
           <w:i w:val="0"/>
-          <w:color w:val="B03060"/>
-        </w:rPr>
-        <w:t>src/repository/taskRepository.js</w:t>
+        </w:rPr>
+        <w:t xml:space="preserve"> T009 está en verde. </w:t>
+      </w:r>
+      <w:r>
+        <w:rPr>
+          <w:b/>
+          <w:i w:val="0"/>
+        </w:rPr>
+        <w:t>Depende de:</w:t>
       </w:r>
       <w:r>
         <w:rPr>
           <w:b w:val="0"/>
           <w:i w:val="0"/>
         </w:rPr>
-        <w:t>.</w:t>
+        <w:t xml:space="preserve"> T005, T006</w:t>
       </w:r>
     </w:p>
     <w:p>
@@ -818,14 +1365,14 @@
           <w:b/>
           <w:i w:val="0"/>
         </w:rPr>
-        <w:t>T007</w:t>
+        <w:t>T012</w:t>
       </w:r>
       <w:r>
         <w:rPr>
           <w:b w:val="0"/>
           <w:i w:val="0"/>
         </w:rPr>
-        <w:t xml:space="preserve"> Implementar el esqueleto HTTP: enrutador, </w:t>
+        <w:t xml:space="preserve"> [US1] Agregar la ruta </w:t>
       </w:r>
       <w:r>
         <w:rPr>
@@ -834,60 +1381,57 @@
           <w:i w:val="0"/>
           <w:color w:val="B03060"/>
         </w:rPr>
-        <w:t>send()</w:t>
+        <w:t>POST /tasks</w:t>
       </w:r>
       <w:r>
         <w:rPr>
           <w:b w:val="0"/>
           <w:i w:val="0"/>
         </w:rPr>
-        <w:t xml:space="preserve">, </w:t>
-      </w:r>
-      <w:r>
-        <w:rPr>
-          <w:rFonts w:ascii="Consolas" w:hAnsi="Consolas"/>
+        <w:t>.</w:t>
+      </w:r>
+    </w:p>
+    <w:p>
+      <w:r>
+        <w:rPr>
+          <w:b/>
+          <w:i w:val="0"/>
+        </w:rPr>
+        <w:t>Hecho cuando:</w:t>
+      </w:r>
+      <w:r>
+        <w:rPr>
           <w:b w:val="0"/>
           <w:i w:val="0"/>
-          <w:color w:val="B03060"/>
-        </w:rPr>
-        <w:t>readJson()</w:t>
+        </w:rPr>
+        <w:t xml:space="preserve"> T010 está en verde. </w:t>
+      </w:r>
+      <w:r>
+        <w:rPr>
+          <w:b/>
+          <w:i w:val="0"/>
+        </w:rPr>
+        <w:t>Depende de:</w:t>
       </w:r>
       <w:r>
         <w:rPr>
           <w:b w:val="0"/>
           <w:i w:val="0"/>
         </w:rPr>
-        <w:t xml:space="preserve"> con límite de 10 KB y mapeo de errores a códigos HTTP → </w:t>
-      </w:r>
-      <w:r>
-        <w:rPr>
-          <w:rFonts w:ascii="Consolas" w:hAnsi="Consolas"/>
+        <w:t xml:space="preserve"> T007, T011</w:t>
+      </w:r>
+    </w:p>
+    <w:p>
+      <w:pPr>
+        <w:pStyle w:val="Heading2"/>
+      </w:pPr>
+      <w:r>
+        <w:rPr>
           <w:b w:val="0"/>
           <w:i w:val="0"/>
-          <w:color w:val="B03060"/>
-        </w:rPr>
-        <w:t>src/http/app.js</w:t>
-      </w:r>
-      <w:r>
-        <w:rPr>
-          <w:b w:val="0"/>
-          <w:i w:val="0"/>
-        </w:rPr>
-        <w:t xml:space="preserve"> </w:t>
-      </w:r>
-      <w:r>
-        <w:rPr>
-          <w:b w:val="0"/>
-          <w:i/>
-        </w:rPr>
-        <w:t>(NFR-004)</w:t>
-      </w:r>
-      <w:r>
-        <w:rPr>
-          <w:b w:val="0"/>
-          <w:i w:val="0"/>
-        </w:rPr>
-        <w:t>.</w:t>
+          <w:color w:val="1F3A5F"/>
+        </w:rPr>
+        <w:t>Fase 4: US2 – Consultar (P1) 🎯 MVP</w:t>
       </w:r>
     </w:p>
     <w:p>
@@ -906,14 +1450,63 @@
           <w:b/>
           <w:i w:val="0"/>
         </w:rPr>
-        <w:t>T008</w:t>
+        <w:t>T013</w:t>
       </w:r>
       <w:r>
         <w:rPr>
           <w:b w:val="0"/>
           <w:i w:val="0"/>
         </w:rPr>
-        <w:t xml:space="preserve"> Crear el punto de arranque con las variables de entorno </w:t>
+        <w:t xml:space="preserve"> [P] [US2] Pruebas de orden por fecha y prioridad, filtros sin distinguir mayúsculas y filtros inválidos. </w:t>
+      </w:r>
+      <w:r>
+        <w:rPr>
+          <w:b w:val="0"/>
+          <w:i/>
+        </w:rPr>
+        <w:t>(FR-005, FR-006)</w:t>
+      </w:r>
+    </w:p>
+    <w:p>
+      <w:r>
+        <w:rPr>
+          <w:b/>
+          <w:i w:val="0"/>
+        </w:rPr>
+        <w:t>Hecho cuando:</w:t>
+      </w:r>
+      <w:r>
+        <w:rPr>
+          <w:b w:val="0"/>
+          <w:i w:val="0"/>
+        </w:rPr>
+        <w:t xml:space="preserve"> cubren CA-05 a CA-08.</w:t>
+      </w:r>
+    </w:p>
+    <w:p>
+      <w:pPr>
+        <w:pStyle w:val="ListBullet"/>
+      </w:pPr>
+      <w:r>
+        <w:rPr>
+          <w:b w:val="0"/>
+          <w:i w:val="0"/>
+        </w:rPr>
+        <w:t xml:space="preserve">☑ </w:t>
+      </w:r>
+      <w:r>
+        <w:rPr>
+          <w:b/>
+          <w:i w:val="0"/>
+        </w:rPr>
+        <w:t>T014</w:t>
+      </w:r>
+      <w:r>
+        <w:rPr>
+          <w:b w:val="0"/>
+          <w:i w:val="0"/>
+        </w:rPr>
+        <w:t xml:space="preserve"> [US2] Implementar </w:t>
       </w:r>
       <w:r>
         <w:rPr>
@@ -922,7 +1515,7 @@
           <w:i w:val="0"/>
           <w:color w:val="B03060"/>
         </w:rPr>
-        <w:t>PORT</w:t>
+        <w:t>list(filters)</w:t>
       </w:r>
       <w:r>
         <w:rPr>
@@ -938,14 +1531,14 @@
           <w:i w:val="0"/>
           <w:color w:val="B03060"/>
         </w:rPr>
-        <w:t>DATA_FILE</w:t>
+        <w:t>get(id)</w:t>
       </w:r>
       <w:r>
         <w:rPr>
           <w:b w:val="0"/>
           <w:i w:val="0"/>
         </w:rPr>
-        <w:t xml:space="preserve"> → </w:t>
+        <w:t xml:space="preserve"> con </w:t>
       </w:r>
       <w:r>
         <w:rPr>
@@ -954,14 +1547,21 @@
           <w:i w:val="0"/>
           <w:color w:val="B03060"/>
         </w:rPr>
-        <w:t>src/server.js</w:t>
+        <w:t>NotFoundError</w:t>
       </w:r>
       <w:r>
         <w:rPr>
           <w:b w:val="0"/>
           <w:i w:val="0"/>
         </w:rPr>
-        <w:t>.</w:t>
+        <w:t xml:space="preserve">. </w:t>
+      </w:r>
+      <w:r>
+        <w:rPr>
+          <w:b w:val="0"/>
+          <w:i/>
+        </w:rPr>
+        <w:t>(FR-005, FR-006, FR-011)</w:t>
       </w:r>
     </w:p>
     <w:p>
@@ -970,14 +1570,116 @@
           <w:b/>
           <w:i w:val="0"/>
         </w:rPr>
-        <w:t>Checkpoint:</w:t>
+        <w:t>Hecho cuando:</w:t>
       </w:r>
       <w:r>
         <w:rPr>
           <w:b w:val="0"/>
           <w:i w:val="0"/>
         </w:rPr>
-        <w:t xml:space="preserve"> los fundamentos están listos y las historias pueden comenzar.</w:t>
+        <w:t xml:space="preserve"> T013 está en verde. </w:t>
+      </w:r>
+      <w:r>
+        <w:rPr>
+          <w:b/>
+          <w:i w:val="0"/>
+        </w:rPr>
+        <w:t>Depende de:</w:t>
+      </w:r>
+      <w:r>
+        <w:rPr>
+          <w:b w:val="0"/>
+          <w:i w:val="0"/>
+        </w:rPr>
+        <w:t xml:space="preserve"> T011</w:t>
+      </w:r>
+    </w:p>
+    <w:p>
+      <w:pPr>
+        <w:pStyle w:val="ListBullet"/>
+      </w:pPr>
+      <w:r>
+        <w:rPr>
+          <w:b w:val="0"/>
+          <w:i w:val="0"/>
+        </w:rPr>
+        <w:t xml:space="preserve">☑ </w:t>
+      </w:r>
+      <w:r>
+        <w:rPr>
+          <w:b/>
+          <w:i w:val="0"/>
+        </w:rPr>
+        <w:t>T015</w:t>
+      </w:r>
+      <w:r>
+        <w:rPr>
+          <w:b w:val="0"/>
+          <w:i w:val="0"/>
+        </w:rPr>
+        <w:t xml:space="preserve"> [US2] Agregar las rutas </w:t>
+      </w:r>
+      <w:r>
+        <w:rPr>
+          <w:rFonts w:ascii="Consolas" w:hAnsi="Consolas"/>
+          <w:b w:val="0"/>
+          <w:i w:val="0"/>
+          <w:color w:val="B03060"/>
+        </w:rPr>
+        <w:t>GET /tasks</w:t>
+      </w:r>
+      <w:r>
+        <w:rPr>
+          <w:b w:val="0"/>
+          <w:i w:val="0"/>
+        </w:rPr>
+        <w:t xml:space="preserve"> y </w:t>
+      </w:r>
+      <w:r>
+        <w:rPr>
+          <w:rFonts w:ascii="Consolas" w:hAnsi="Consolas"/>
+          <w:b w:val="0"/>
+          <w:i w:val="0"/>
+          <w:color w:val="B03060"/>
+        </w:rPr>
+        <w:t>GET /tasks/:id</w:t>
+      </w:r>
+      <w:r>
+        <w:rPr>
+          <w:b w:val="0"/>
+          <w:i w:val="0"/>
+        </w:rPr>
+        <w:t>.</w:t>
+      </w:r>
+    </w:p>
+    <w:p>
+      <w:r>
+        <w:rPr>
+          <w:b/>
+          <w:i w:val="0"/>
+        </w:rPr>
+        <w:t>Hecho cuando:</w:t>
+      </w:r>
+      <w:r>
+        <w:rPr>
+          <w:b w:val="0"/>
+          <w:i w:val="0"/>
+        </w:rPr>
+        <w:t xml:space="preserve"> las pruebas de API de listado y 404 están en verde. </w:t>
+      </w:r>
+      <w:r>
+        <w:rPr>
+          <w:b/>
+          <w:i w:val="0"/>
+        </w:rPr>
+        <w:t>Depende de:</w:t>
+      </w:r>
+      <w:r>
+        <w:rPr>
+          <w:b w:val="0"/>
+          <w:i w:val="0"/>
+        </w:rPr>
+        <w:t xml:space="preserve"> T014</w:t>
       </w:r>
     </w:p>
     <w:p>
@@ -990,7 +1692,7 @@
           <w:i w:val="0"/>
           <w:color w:val="1F3A5F"/>
         </w:rPr>
-        <w:t>Fase 3: US1 – Registrar tarea (P1) 🎯 MVP</w:t>
+        <w:t>Fase 5: US3 – Editar y cambiar estado (P2)</w:t>
       </w:r>
     </w:p>
     <w:p>
@@ -1009,30 +1711,37 @@
           <w:b/>
           <w:i w:val="0"/>
         </w:rPr>
-        <w:t>T009</w:t>
+        <w:t>T016</w:t>
       </w:r>
       <w:r>
         <w:rPr>
           <w:b w:val="0"/>
           <w:i w:val="0"/>
         </w:rPr>
-        <w:t xml:space="preserve"> [P] [US1] Prueba de servicio: crear y recuperar una tarea → </w:t>
-      </w:r>
-      <w:r>
-        <w:rPr>
-          <w:rFonts w:ascii="Consolas" w:hAnsi="Consolas"/>
+        <w:t xml:space="preserve"> [P] [US3] Pruebas de edición parcial, edición inválida y transiciones (incluido el 409). </w:t>
+      </w:r>
+      <w:r>
+        <w:rPr>
+          <w:b w:val="0"/>
+          <w:i/>
+        </w:rPr>
+        <w:t>(FR-007, FR-008)</w:t>
+      </w:r>
+    </w:p>
+    <w:p>
+      <w:r>
+        <w:rPr>
+          <w:b/>
+          <w:i w:val="0"/>
+        </w:rPr>
+        <w:t>Hecho cuando:</w:t>
+      </w:r>
+      <w:r>
+        <w:rPr>
           <w:b w:val="0"/>
           <w:i w:val="0"/>
-          <w:color w:val="B03060"/>
-        </w:rPr>
-        <w:t>tests/service.test.js</w:t>
-      </w:r>
-      <w:r>
-        <w:rPr>
-          <w:b w:val="0"/>
-          <w:i w:val="0"/>
-        </w:rPr>
-        <w:t>.</w:t>
+        </w:rPr>
+        <w:t xml:space="preserve"> cubren CA-09 a CA-12.</w:t>
       </w:r>
     </w:p>
     <w:p>
@@ -1051,14 +1760,14 @@
           <w:b/>
           <w:i w:val="0"/>
         </w:rPr>
-        <w:t>T010</w:t>
+        <w:t>T017</w:t>
       </w:r>
       <w:r>
         <w:rPr>
           <w:b w:val="0"/>
           <w:i w:val="0"/>
         </w:rPr>
-        <w:t xml:space="preserve"> [P] [US1] Prueba de API: </w:t>
+        <w:t xml:space="preserve"> [US3] Implementar </w:t>
       </w:r>
       <w:r>
         <w:rPr>
@@ -1067,14 +1776,14 @@
           <w:i w:val="0"/>
           <w:color w:val="B03060"/>
         </w:rPr>
-        <w:t>POST /tasks</w:t>
+        <w:t>update()</w:t>
       </w:r>
       <w:r>
         <w:rPr>
           <w:b w:val="0"/>
           <w:i w:val="0"/>
         </w:rPr>
-        <w:t xml:space="preserve"> 201, 400 con detalles, JSON mal formado y cuerpo vacío → </w:t>
+        <w:t xml:space="preserve">, que no permite cambiar </w:t>
       </w:r>
       <w:r>
         <w:rPr>
@@ -1083,14 +1792,51 @@
           <w:i w:val="0"/>
           <w:color w:val="B03060"/>
         </w:rPr>
-        <w:t>tests/api.test.js</w:t>
+        <w:t>status</w:t>
       </w:r>
       <w:r>
         <w:rPr>
           <w:b w:val="0"/>
           <w:i w:val="0"/>
         </w:rPr>
-        <w:t>.</w:t>
+        <w:t xml:space="preserve">. </w:t>
+      </w:r>
+      <w:r>
+        <w:rPr>
+          <w:b w:val="0"/>
+          <w:i/>
+        </w:rPr>
+        <w:t>(FR-008)</w:t>
+      </w:r>
+    </w:p>
+    <w:p>
+      <w:r>
+        <w:rPr>
+          <w:b/>
+          <w:i w:val="0"/>
+        </w:rPr>
+        <w:t>Hecho cuando:</w:t>
+      </w:r>
+      <w:r>
+        <w:rPr>
+          <w:b w:val="0"/>
+          <w:i w:val="0"/>
+        </w:rPr>
+        <w:t xml:space="preserve"> las pruebas de edición están en verde. </w:t>
+      </w:r>
+      <w:r>
+        <w:rPr>
+          <w:b/>
+          <w:i w:val="0"/>
+        </w:rPr>
+        <w:t>Depende de:</w:t>
+      </w:r>
+      <w:r>
+        <w:rPr>
+          <w:b w:val="0"/>
+          <w:i w:val="0"/>
+        </w:rPr>
+        <w:t xml:space="preserve"> T014</w:t>
       </w:r>
     </w:p>
     <w:p>
@@ -1109,14 +1855,14 @@
           <w:b/>
           <w:i w:val="0"/>
         </w:rPr>
-        <w:t>T011</w:t>
+        <w:t>T018</w:t>
       </w:r>
       <w:r>
         <w:rPr>
           <w:b w:val="0"/>
           <w:i w:val="0"/>
         </w:rPr>
-        <w:t xml:space="preserve"> [US1] Implementar </w:t>
+        <w:t xml:space="preserve"> [US3] Implementar </w:t>
       </w:r>
       <w:r>
         <w:rPr>
@@ -1125,14 +1871,14 @@
           <w:i w:val="0"/>
           <w:color w:val="B03060"/>
         </w:rPr>
-        <w:t>TaskService.create()</w:t>
+        <w:t>changeStatus()</w:t>
       </w:r>
       <w:r>
         <w:rPr>
           <w:b w:val="0"/>
           <w:i w:val="0"/>
         </w:rPr>
-        <w:t xml:space="preserve"> → </w:t>
+        <w:t xml:space="preserve"> con </w:t>
       </w:r>
       <w:r>
         <w:rPr>
@@ -1141,28 +1887,51 @@
           <w:i w:val="0"/>
           <w:color w:val="B03060"/>
         </w:rPr>
-        <w:t>src/services/taskService.js</w:t>
+        <w:t>TransitionError</w:t>
       </w:r>
       <w:r>
         <w:rPr>
           <w:b w:val="0"/>
           <w:i w:val="0"/>
         </w:rPr>
-        <w:t xml:space="preserve"> </w:t>
+        <w:t xml:space="preserve">. </w:t>
       </w:r>
       <w:r>
         <w:rPr>
           <w:b w:val="0"/>
           <w:i/>
         </w:rPr>
-        <w:t>(FR-001..FR-004)</w:t>
+        <w:t>(FR-007)</w:t>
+      </w:r>
+    </w:p>
+    <w:p>
+      <w:r>
+        <w:rPr>
+          <w:b/>
+          <w:i w:val="0"/>
+        </w:rPr>
+        <w:t>Hecho cuando:</w:t>
       </w:r>
       <w:r>
         <w:rPr>
           <w:b w:val="0"/>
           <w:i w:val="0"/>
         </w:rPr>
-        <w:t>.</w:t>
+        <w:t xml:space="preserve"> la prueba del 409 está en verde. </w:t>
+      </w:r>
+      <w:r>
+        <w:rPr>
+          <w:b/>
+          <w:i w:val="0"/>
+        </w:rPr>
+        <w:t>Depende de:</w:t>
+      </w:r>
+      <w:r>
+        <w:rPr>
+          <w:b w:val="0"/>
+          <w:i w:val="0"/>
+        </w:rPr>
+        <w:t xml:space="preserve"> T014</w:t>
       </w:r>
     </w:p>
     <w:p>
@@ -1181,14 +1950,14 @@
           <w:b/>
           <w:i w:val="0"/>
         </w:rPr>
-        <w:t>T012</w:t>
+        <w:t>T019</w:t>
       </w:r>
       <w:r>
         <w:rPr>
           <w:b w:val="0"/>
           <w:i w:val="0"/>
         </w:rPr>
-        <w:t xml:space="preserve"> [US1] Ruta </w:t>
+        <w:t xml:space="preserve"> [US3] Agregar las rutas </w:t>
       </w:r>
       <w:r>
         <w:rPr>
@@ -1197,14 +1966,14 @@
           <w:i w:val="0"/>
           <w:color w:val="B03060"/>
         </w:rPr>
-        <w:t>POST /tasks</w:t>
+        <w:t>PATCH /tasks/:id</w:t>
       </w:r>
       <w:r>
         <w:rPr>
           <w:b w:val="0"/>
           <w:i w:val="0"/>
         </w:rPr>
-        <w:t xml:space="preserve"> → </w:t>
+        <w:t xml:space="preserve"> y </w:t>
       </w:r>
       <w:r>
         <w:rPr>
@@ -1213,7 +1982,7 @@
           <w:i w:val="0"/>
           <w:color w:val="B03060"/>
         </w:rPr>
-        <w:t>src/http/app.js</w:t>
+        <w:t>PATCH /tasks/:id/status</w:t>
       </w:r>
       <w:r>
         <w:rPr>
@@ -1229,14 +1998,28 @@
           <w:b/>
           <w:i w:val="0"/>
         </w:rPr>
-        <w:t>Checkpoint:</w:t>
+        <w:t>Hecho cuando:</w:t>
       </w:r>
       <w:r>
         <w:rPr>
           <w:b w:val="0"/>
           <w:i w:val="0"/>
         </w:rPr>
-        <w:t xml:space="preserve"> US1 funciona y se puede probar de forma independiente.</w:t>
+        <w:t xml:space="preserve"> el flujo de API de edición y estado está en verde. </w:t>
+      </w:r>
+      <w:r>
+        <w:rPr>
+          <w:b/>
+          <w:i w:val="0"/>
+        </w:rPr>
+        <w:t>Depende de:</w:t>
+      </w:r>
+      <w:r>
+        <w:rPr>
+          <w:b w:val="0"/>
+          <w:i w:val="0"/>
+        </w:rPr>
+        <w:t xml:space="preserve"> T017, T018</w:t>
       </w:r>
     </w:p>
     <w:p>
@@ -1249,7 +2032,7 @@
           <w:i w:val="0"/>
           <w:color w:val="1F3A5F"/>
         </w:rPr>
-        <w:t>Fase 4: US2 – Consultar tareas (P1) 🎯 MVP</w:t>
+        <w:t>Fase 6: US4 – Eliminar (P3)</w:t>
       </w:r>
     </w:p>
     <w:p>
@@ -1268,30 +2051,37 @@
           <w:b/>
           <w:i w:val="0"/>
         </w:rPr>
-        <w:t>T013</w:t>
+        <w:t>T020</w:t>
       </w:r>
       <w:r>
         <w:rPr>
           <w:b w:val="0"/>
           <w:i w:val="0"/>
         </w:rPr>
-        <w:t xml:space="preserve"> [P] [US2] Pruebas: orden por fecha y prioridad, filtros (sin distinguir mayúsculas) y filtros inválidos → </w:t>
-      </w:r>
-      <w:r>
-        <w:rPr>
-          <w:rFonts w:ascii="Consolas" w:hAnsi="Consolas"/>
+        <w:t xml:space="preserve"> [P] [US4] Pruebas de eliminar (204) y de eliminar una tarea inexistente (404). </w:t>
+      </w:r>
+      <w:r>
+        <w:rPr>
+          <w:b w:val="0"/>
+          <w:i/>
+        </w:rPr>
+        <w:t>(FR-009, FR-011)</w:t>
+      </w:r>
+    </w:p>
+    <w:p>
+      <w:r>
+        <w:rPr>
+          <w:b/>
+          <w:i w:val="0"/>
+        </w:rPr>
+        <w:t>Hecho cuando:</w:t>
+      </w:r>
+      <w:r>
+        <w:rPr>
           <w:b w:val="0"/>
           <w:i w:val="0"/>
-          <w:color w:val="B03060"/>
-        </w:rPr>
-        <w:t>tests/service.test.js</w:t>
-      </w:r>
-      <w:r>
-        <w:rPr>
-          <w:b w:val="0"/>
-          <w:i w:val="0"/>
-        </w:rPr>
-        <w:t>.</w:t>
+        </w:rPr>
+        <w:t xml:space="preserve"> cubren CA-13 y CA-14.</w:t>
       </w:r>
     </w:p>
     <w:p>
@@ -1310,14 +2100,14 @@
           <w:b/>
           <w:i w:val="0"/>
         </w:rPr>
-        <w:t>T014</w:t>
+        <w:t>T021</w:t>
       </w:r>
       <w:r>
         <w:rPr>
           <w:b w:val="0"/>
           <w:i w:val="0"/>
         </w:rPr>
-        <w:t xml:space="preserve"> [US2] Implementar </w:t>
+        <w:t xml:space="preserve"> [US4] Implementar </w:t>
       </w:r>
       <w:r>
         <w:rPr>
@@ -1326,14 +2116,14 @@
           <w:i w:val="0"/>
           <w:color w:val="B03060"/>
         </w:rPr>
-        <w:t>TaskService.list(filters)</w:t>
+        <w:t>remove()</w:t>
       </w:r>
       <w:r>
         <w:rPr>
           <w:b w:val="0"/>
           <w:i w:val="0"/>
         </w:rPr>
-        <w:t xml:space="preserve"> y </w:t>
+        <w:t xml:space="preserve"> y la ruta </w:t>
       </w:r>
       <w:r>
         <w:rPr>
@@ -1342,60 +2132,64 @@
           <w:i w:val="0"/>
           <w:color w:val="B03060"/>
         </w:rPr>
-        <w:t>TaskService.get(id)</w:t>
+        <w:t>DELETE /tasks/:id</w:t>
       </w:r>
       <w:r>
         <w:rPr>
           <w:b w:val="0"/>
           <w:i w:val="0"/>
         </w:rPr>
-        <w:t xml:space="preserve"> con </w:t>
-      </w:r>
-      <w:r>
-        <w:rPr>
-          <w:rFonts w:ascii="Consolas" w:hAnsi="Consolas"/>
+        <w:t xml:space="preserve">. </w:t>
+      </w:r>
+      <w:r>
+        <w:rPr>
+          <w:b w:val="0"/>
+          <w:i/>
+        </w:rPr>
+        <w:t>(FR-009)</w:t>
+      </w:r>
+    </w:p>
+    <w:p>
+      <w:r>
+        <w:rPr>
+          <w:b/>
+          <w:i w:val="0"/>
+        </w:rPr>
+        <w:t>Hecho cuando:</w:t>
+      </w:r>
+      <w:r>
+        <w:rPr>
           <w:b w:val="0"/>
           <w:i w:val="0"/>
-          <w:color w:val="B03060"/>
-        </w:rPr>
-        <w:t>NotFoundError</w:t>
+        </w:rPr>
+        <w:t xml:space="preserve"> T020 está en verde. </w:t>
+      </w:r>
+      <w:r>
+        <w:rPr>
+          <w:b/>
+          <w:i w:val="0"/>
+        </w:rPr>
+        <w:t>Depende de:</w:t>
       </w:r>
       <w:r>
         <w:rPr>
           <w:b w:val="0"/>
           <w:i w:val="0"/>
         </w:rPr>
-        <w:t xml:space="preserve"> → </w:t>
-      </w:r>
-      <w:r>
-        <w:rPr>
-          <w:rFonts w:ascii="Consolas" w:hAnsi="Consolas"/>
+        <w:t xml:space="preserve"> T014</w:t>
+      </w:r>
+    </w:p>
+    <w:p>
+      <w:pPr>
+        <w:pStyle w:val="Heading2"/>
+      </w:pPr>
+      <w:r>
+        <w:rPr>
           <w:b w:val="0"/>
           <w:i w:val="0"/>
-          <w:color w:val="B03060"/>
-        </w:rPr>
-        <w:t>src/services/taskService.js</w:t>
-      </w:r>
-      <w:r>
-        <w:rPr>
-          <w:b w:val="0"/>
-          <w:i w:val="0"/>
-        </w:rPr>
-        <w:t xml:space="preserve"> </w:t>
-      </w:r>
-      <w:r>
-        <w:rPr>
-          <w:b w:val="0"/>
-          <w:i/>
-        </w:rPr>
-        <w:t>(FR-005, FR-006, FR-011)</w:t>
-      </w:r>
-      <w:r>
-        <w:rPr>
-          <w:b w:val="0"/>
-          <w:i w:val="0"/>
-        </w:rPr>
-        <w:t>.</w:t>
+          <w:color w:val="1F3A5F"/>
+        </w:rPr>
+        <w:t>Fase 7: Persistencia, seguridad y validación</w:t>
       </w:r>
     </w:p>
     <w:p>
@@ -1414,14 +2208,63 @@
           <w:b/>
           <w:i w:val="0"/>
         </w:rPr>
-        <w:t>T015</w:t>
+        <w:t>T022</w:t>
       </w:r>
       <w:r>
         <w:rPr>
           <w:b w:val="0"/>
           <w:i w:val="0"/>
         </w:rPr>
-        <w:t xml:space="preserve"> [US2] Rutas </w:t>
+        <w:t xml:space="preserve"> Persistencia JSON atómica que tolera un archivo vacío, más sus pruebas. </w:t>
+      </w:r>
+      <w:r>
+        <w:rPr>
+          <w:b w:val="0"/>
+          <w:i/>
+        </w:rPr>
+        <w:t>(FR-010, ADR-02)</w:t>
+      </w:r>
+    </w:p>
+    <w:p>
+      <w:r>
+        <w:rPr>
+          <w:b/>
+          <w:i w:val="0"/>
+        </w:rPr>
+        <w:t>Hecho cuando:</w:t>
+      </w:r>
+      <w:r>
+        <w:rPr>
+          <w:b w:val="0"/>
+          <w:i w:val="0"/>
+        </w:rPr>
+        <w:t xml:space="preserve"> los datos sobreviven a una nueva instancia del repositorio (CA-15).</w:t>
+      </w:r>
+    </w:p>
+    <w:p>
+      <w:pPr>
+        <w:pStyle w:val="ListBullet"/>
+      </w:pPr>
+      <w:r>
+        <w:rPr>
+          <w:b w:val="0"/>
+          <w:i w:val="0"/>
+        </w:rPr>
+        <w:t xml:space="preserve">☑ </w:t>
+      </w:r>
+      <w:r>
+        <w:rPr>
+          <w:b/>
+          <w:i w:val="0"/>
+        </w:rPr>
+        <w:t>T023</w:t>
+      </w:r>
+      <w:r>
+        <w:rPr>
+          <w:b w:val="0"/>
+          <w:i w:val="0"/>
+        </w:rPr>
+        <w:t xml:space="preserve"> [P] Pruebas de seguridad y errores generales: 413, 500 genérico, </w:t>
       </w:r>
       <w:r>
         <w:rPr>
@@ -1430,14 +2273,112 @@
           <w:i w:val="0"/>
           <w:color w:val="B03060"/>
         </w:rPr>
-        <w:t>GET /tasks</w:t>
+        <w:t>nosniff</w:t>
       </w:r>
       <w:r>
         <w:rPr>
           <w:b w:val="0"/>
           <w:i w:val="0"/>
         </w:rPr>
-        <w:t xml:space="preserve"> y </w:t>
+        <w:t xml:space="preserve">, 404/405. </w:t>
+      </w:r>
+      <w:r>
+        <w:rPr>
+          <w:b w:val="0"/>
+          <w:i/>
+        </w:rPr>
+        <w:t>(NFR-004, FR-012)</w:t>
+      </w:r>
+    </w:p>
+    <w:p>
+      <w:r>
+        <w:rPr>
+          <w:b/>
+          <w:i w:val="0"/>
+        </w:rPr>
+        <w:t>Hecho cuando:</w:t>
+      </w:r>
+      <w:r>
+        <w:rPr>
+          <w:b w:val="0"/>
+          <w:i w:val="0"/>
+        </w:rPr>
+        <w:t xml:space="preserve"> las pruebas están en verde y ningún 500 expone detalles.</w:t>
+      </w:r>
+    </w:p>
+    <w:p>
+      <w:pPr>
+        <w:pStyle w:val="ListBullet"/>
+      </w:pPr>
+      <w:r>
+        <w:rPr>
+          <w:b w:val="0"/>
+          <w:i w:val="0"/>
+        </w:rPr>
+        <w:t xml:space="preserve">☑ </w:t>
+      </w:r>
+      <w:r>
+        <w:rPr>
+          <w:b/>
+          <w:i w:val="0"/>
+        </w:rPr>
+        <w:t>T024</w:t>
+      </w:r>
+      <w:r>
+        <w:rPr>
+          <w:b w:val="0"/>
+          <w:i w:val="0"/>
+        </w:rPr>
+        <w:t xml:space="preserve"> [P] Prueba automatizada de rendimiento con 1 000 tareas. </w:t>
+      </w:r>
+      <w:r>
+        <w:rPr>
+          <w:b w:val="0"/>
+          <w:i/>
+        </w:rPr>
+        <w:t>(NFR-002)</w:t>
+      </w:r>
+    </w:p>
+    <w:p>
+      <w:r>
+        <w:rPr>
+          <w:b/>
+          <w:i w:val="0"/>
+        </w:rPr>
+        <w:t>Hecho cuando:</w:t>
+      </w:r>
+      <w:r>
+        <w:rPr>
+          <w:b w:val="0"/>
+          <w:i w:val="0"/>
+        </w:rPr>
+        <w:t xml:space="preserve"> p95 &lt; 200 ms.</w:t>
+      </w:r>
+    </w:p>
+    <w:p>
+      <w:pPr>
+        <w:pStyle w:val="ListBullet"/>
+      </w:pPr>
+      <w:r>
+        <w:rPr>
+          <w:b w:val="0"/>
+          <w:i w:val="0"/>
+        </w:rPr>
+        <w:t xml:space="preserve">☑ </w:t>
+      </w:r>
+      <w:r>
+        <w:rPr>
+          <w:b/>
+          <w:i w:val="0"/>
+        </w:rPr>
+        <w:t>T025</w:t>
+      </w:r>
+      <w:r>
+        <w:rPr>
+          <w:b w:val="0"/>
+          <w:i w:val="0"/>
+        </w:rPr>
+        <w:t xml:space="preserve"> Ejecutar </w:t>
       </w:r>
       <w:r>
         <w:rPr>
@@ -1446,30 +2387,79 @@
           <w:i w:val="0"/>
           <w:color w:val="B03060"/>
         </w:rPr>
-        <w:t>GET /tasks/:id</w:t>
+        <w:t>npm run coverage</w:t>
       </w:r>
       <w:r>
         <w:rPr>
           <w:b w:val="0"/>
           <w:i w:val="0"/>
         </w:rPr>
-        <w:t xml:space="preserve"> → </w:t>
-      </w:r>
-      <w:r>
-        <w:rPr>
-          <w:rFonts w:ascii="Consolas" w:hAnsi="Consolas"/>
+        <w:t xml:space="preserve"> y verificar los umbrales. </w:t>
+      </w:r>
+      <w:r>
+        <w:rPr>
+          <w:b w:val="0"/>
+          <w:i/>
+        </w:rPr>
+        <w:t>(NFR-003)</w:t>
+      </w:r>
+    </w:p>
+    <w:p>
+      <w:r>
+        <w:rPr>
+          <w:b/>
+          <w:i w:val="0"/>
+        </w:rPr>
+        <w:t>Hecho cuando:</w:t>
+      </w:r>
+      <w:r>
+        <w:rPr>
           <w:b w:val="0"/>
           <w:i w:val="0"/>
-          <w:color w:val="B03060"/>
-        </w:rPr>
-        <w:t>src/http/app.js</w:t>
-      </w:r>
+        </w:rPr>
+        <w:t xml:space="preserve"> líneas ≥ 90 %, ramas ≥ 85 % y funciones ≥ 90 %.</w:t>
+      </w:r>
+    </w:p>
+    <w:p>
+      <w:pPr>
+        <w:pStyle w:val="ListBullet"/>
+      </w:pPr>
       <w:r>
         <w:rPr>
           <w:b w:val="0"/>
           <w:i w:val="0"/>
         </w:rPr>
-        <w:t>.</w:t>
+        <w:t xml:space="preserve">☑ </w:t>
+      </w:r>
+      <w:r>
+        <w:rPr>
+          <w:b/>
+          <w:i w:val="0"/>
+        </w:rPr>
+        <w:t>T026</w:t>
+      </w:r>
+      <w:r>
+        <w:rPr>
+          <w:b w:val="0"/>
+          <w:i w:val="0"/>
+        </w:rPr>
+        <w:t xml:space="preserve"> Validación manual (smoke test), README, reporte de implementación y auditoría.</w:t>
+      </w:r>
+    </w:p>
+    <w:p>
+      <w:r>
+        <w:rPr>
+          <w:b/>
+          <w:i w:val="0"/>
+        </w:rPr>
+        <w:t>Hecho cuando:</w:t>
+      </w:r>
+      <w:r>
+        <w:rPr>
+          <w:b w:val="0"/>
+          <w:i w:val="0"/>
+        </w:rPr>
+        <w:t xml:space="preserve"> la checklist de cierre está completa y el estado es CONVERGED (puerta G5).</w:t>
       </w:r>
     </w:p>
     <w:p>
@@ -1482,738 +2472,7 @@
           <w:i w:val="0"/>
           <w:color w:val="1F3A5F"/>
         </w:rPr>
-        <w:t>Fase 5: US3 – Editar y cambiar estado (P2)</w:t>
-      </w:r>
-    </w:p>
-    <w:p>
-      <w:pPr>
-        <w:pStyle w:val="ListBullet"/>
-      </w:pPr>
-      <w:r>
-        <w:rPr>
-          <w:b w:val="0"/>
-          <w:i w:val="0"/>
-        </w:rPr>
-        <w:t xml:space="preserve">☑ </w:t>
-      </w:r>
-      <w:r>
-        <w:rPr>
-          <w:b/>
-          <w:i w:val="0"/>
-        </w:rPr>
-        <w:t>T016</w:t>
-      </w:r>
-      <w:r>
-        <w:rPr>
-          <w:b w:val="0"/>
-          <w:i w:val="0"/>
-        </w:rPr>
-        <w:t xml:space="preserve"> [P] [US3] Pruebas: edición parcial, edición inválida, transiciones válidas e inválidas (409) → </w:t>
-      </w:r>
-      <w:r>
-        <w:rPr>
-          <w:rFonts w:ascii="Consolas" w:hAnsi="Consolas"/>
-          <w:b w:val="0"/>
-          <w:i w:val="0"/>
-          <w:color w:val="B03060"/>
-        </w:rPr>
-        <w:t>tests/service.test.js</w:t>
-      </w:r>
-      <w:r>
-        <w:rPr>
-          <w:b w:val="0"/>
-          <w:i w:val="0"/>
-        </w:rPr>
-        <w:t xml:space="preserve">, </w:t>
-      </w:r>
-      <w:r>
-        <w:rPr>
-          <w:rFonts w:ascii="Consolas" w:hAnsi="Consolas"/>
-          <w:b w:val="0"/>
-          <w:i w:val="0"/>
-          <w:color w:val="B03060"/>
-        </w:rPr>
-        <w:t>tests/api.test.js</w:t>
-      </w:r>
-      <w:r>
-        <w:rPr>
-          <w:b w:val="0"/>
-          <w:i w:val="0"/>
-        </w:rPr>
-        <w:t>.</w:t>
-      </w:r>
-    </w:p>
-    <w:p>
-      <w:pPr>
-        <w:pStyle w:val="ListBullet"/>
-      </w:pPr>
-      <w:r>
-        <w:rPr>
-          <w:b w:val="0"/>
-          <w:i w:val="0"/>
-        </w:rPr>
-        <w:t xml:space="preserve">☑ </w:t>
-      </w:r>
-      <w:r>
-        <w:rPr>
-          <w:b/>
-          <w:i w:val="0"/>
-        </w:rPr>
-        <w:t>T017</w:t>
-      </w:r>
-      <w:r>
-        <w:rPr>
-          <w:b w:val="0"/>
-          <w:i w:val="0"/>
-        </w:rPr>
-        <w:t xml:space="preserve"> [US3] Implementar </w:t>
-      </w:r>
-      <w:r>
-        <w:rPr>
-          <w:rFonts w:ascii="Consolas" w:hAnsi="Consolas"/>
-          <w:b w:val="0"/>
-          <w:i w:val="0"/>
-          <w:color w:val="B03060"/>
-        </w:rPr>
-        <w:t>TaskService.update()</w:t>
-      </w:r>
-      <w:r>
-        <w:rPr>
-          <w:b w:val="0"/>
-          <w:i w:val="0"/>
-        </w:rPr>
-        <w:t xml:space="preserve"> (no permite cambiar </w:t>
-      </w:r>
-      <w:r>
-        <w:rPr>
-          <w:rFonts w:ascii="Consolas" w:hAnsi="Consolas"/>
-          <w:b w:val="0"/>
-          <w:i w:val="0"/>
-          <w:color w:val="B03060"/>
-        </w:rPr>
-        <w:t>status</w:t>
-      </w:r>
-      <w:r>
-        <w:rPr>
-          <w:b w:val="0"/>
-          <w:i w:val="0"/>
-        </w:rPr>
-        <w:t xml:space="preserve">) → </w:t>
-      </w:r>
-      <w:r>
-        <w:rPr>
-          <w:rFonts w:ascii="Consolas" w:hAnsi="Consolas"/>
-          <w:b w:val="0"/>
-          <w:i w:val="0"/>
-          <w:color w:val="B03060"/>
-        </w:rPr>
-        <w:t>src/services/taskService.js</w:t>
-      </w:r>
-      <w:r>
-        <w:rPr>
-          <w:b w:val="0"/>
-          <w:i w:val="0"/>
-        </w:rPr>
-        <w:t xml:space="preserve"> </w:t>
-      </w:r>
-      <w:r>
-        <w:rPr>
-          <w:b w:val="0"/>
-          <w:i/>
-        </w:rPr>
-        <w:t>(FR-008)</w:t>
-      </w:r>
-      <w:r>
-        <w:rPr>
-          <w:b w:val="0"/>
-          <w:i w:val="0"/>
-        </w:rPr>
-        <w:t>.</w:t>
-      </w:r>
-    </w:p>
-    <w:p>
-      <w:pPr>
-        <w:pStyle w:val="ListBullet"/>
-      </w:pPr>
-      <w:r>
-        <w:rPr>
-          <w:b w:val="0"/>
-          <w:i w:val="0"/>
-        </w:rPr>
-        <w:t xml:space="preserve">☑ </w:t>
-      </w:r>
-      <w:r>
-        <w:rPr>
-          <w:b/>
-          <w:i w:val="0"/>
-        </w:rPr>
-        <w:t>T018</w:t>
-      </w:r>
-      <w:r>
-        <w:rPr>
-          <w:b w:val="0"/>
-          <w:i w:val="0"/>
-        </w:rPr>
-        <w:t xml:space="preserve"> [US3] Implementar </w:t>
-      </w:r>
-      <w:r>
-        <w:rPr>
-          <w:rFonts w:ascii="Consolas" w:hAnsi="Consolas"/>
-          <w:b w:val="0"/>
-          <w:i w:val="0"/>
-          <w:color w:val="B03060"/>
-        </w:rPr>
-        <w:t>TaskService.changeStatus()</w:t>
-      </w:r>
-      <w:r>
-        <w:rPr>
-          <w:b w:val="0"/>
-          <w:i w:val="0"/>
-        </w:rPr>
-        <w:t xml:space="preserve"> con </w:t>
-      </w:r>
-      <w:r>
-        <w:rPr>
-          <w:rFonts w:ascii="Consolas" w:hAnsi="Consolas"/>
-          <w:b w:val="0"/>
-          <w:i w:val="0"/>
-          <w:color w:val="B03060"/>
-        </w:rPr>
-        <w:t>TransitionError</w:t>
-      </w:r>
-      <w:r>
-        <w:rPr>
-          <w:b w:val="0"/>
-          <w:i w:val="0"/>
-        </w:rPr>
-        <w:t xml:space="preserve"> → </w:t>
-      </w:r>
-      <w:r>
-        <w:rPr>
-          <w:rFonts w:ascii="Consolas" w:hAnsi="Consolas"/>
-          <w:b w:val="0"/>
-          <w:i w:val="0"/>
-          <w:color w:val="B03060"/>
-        </w:rPr>
-        <w:t>src/services/taskService.js</w:t>
-      </w:r>
-      <w:r>
-        <w:rPr>
-          <w:b w:val="0"/>
-          <w:i w:val="0"/>
-        </w:rPr>
-        <w:t xml:space="preserve"> </w:t>
-      </w:r>
-      <w:r>
-        <w:rPr>
-          <w:b w:val="0"/>
-          <w:i/>
-        </w:rPr>
-        <w:t>(FR-007)</w:t>
-      </w:r>
-      <w:r>
-        <w:rPr>
-          <w:b w:val="0"/>
-          <w:i w:val="0"/>
-        </w:rPr>
-        <w:t>.</w:t>
-      </w:r>
-    </w:p>
-    <w:p>
-      <w:pPr>
-        <w:pStyle w:val="ListBullet"/>
-      </w:pPr>
-      <w:r>
-        <w:rPr>
-          <w:b w:val="0"/>
-          <w:i w:val="0"/>
-        </w:rPr>
-        <w:t xml:space="preserve">☑ </w:t>
-      </w:r>
-      <w:r>
-        <w:rPr>
-          <w:b/>
-          <w:i w:val="0"/>
-        </w:rPr>
-        <w:t>T019</w:t>
-      </w:r>
-      <w:r>
-        <w:rPr>
-          <w:b w:val="0"/>
-          <w:i w:val="0"/>
-        </w:rPr>
-        <w:t xml:space="preserve"> [US3] Rutas </w:t>
-      </w:r>
-      <w:r>
-        <w:rPr>
-          <w:rFonts w:ascii="Consolas" w:hAnsi="Consolas"/>
-          <w:b w:val="0"/>
-          <w:i w:val="0"/>
-          <w:color w:val="B03060"/>
-        </w:rPr>
-        <w:t>PATCH /tasks/:id</w:t>
-      </w:r>
-      <w:r>
-        <w:rPr>
-          <w:b w:val="0"/>
-          <w:i w:val="0"/>
-        </w:rPr>
-        <w:t xml:space="preserve"> y </w:t>
-      </w:r>
-      <w:r>
-        <w:rPr>
-          <w:rFonts w:ascii="Consolas" w:hAnsi="Consolas"/>
-          <w:b w:val="0"/>
-          <w:i w:val="0"/>
-          <w:color w:val="B03060"/>
-        </w:rPr>
-        <w:t>PATCH /tasks/:id/status</w:t>
-      </w:r>
-      <w:r>
-        <w:rPr>
-          <w:b w:val="0"/>
-          <w:i w:val="0"/>
-        </w:rPr>
-        <w:t xml:space="preserve"> → </w:t>
-      </w:r>
-      <w:r>
-        <w:rPr>
-          <w:rFonts w:ascii="Consolas" w:hAnsi="Consolas"/>
-          <w:b w:val="0"/>
-          <w:i w:val="0"/>
-          <w:color w:val="B03060"/>
-        </w:rPr>
-        <w:t>src/http/app.js</w:t>
-      </w:r>
-      <w:r>
-        <w:rPr>
-          <w:b w:val="0"/>
-          <w:i w:val="0"/>
-        </w:rPr>
-        <w:t>.</w:t>
-      </w:r>
-    </w:p>
-    <w:p>
-      <w:pPr>
-        <w:pStyle w:val="Heading2"/>
-      </w:pPr>
-      <w:r>
-        <w:rPr>
-          <w:b w:val="0"/>
-          <w:i w:val="0"/>
-          <w:color w:val="1F3A5F"/>
-        </w:rPr>
-        <w:t>Fase 6: US4 – Eliminar tarea (P3)</w:t>
-      </w:r>
-    </w:p>
-    <w:p>
-      <w:pPr>
-        <w:pStyle w:val="ListBullet"/>
-      </w:pPr>
-      <w:r>
-        <w:rPr>
-          <w:b w:val="0"/>
-          <w:i w:val="0"/>
-        </w:rPr>
-        <w:t xml:space="preserve">☑ </w:t>
-      </w:r>
-      <w:r>
-        <w:rPr>
-          <w:b/>
-          <w:i w:val="0"/>
-        </w:rPr>
-        <w:t>T020</w:t>
-      </w:r>
-      <w:r>
-        <w:rPr>
-          <w:b w:val="0"/>
-          <w:i w:val="0"/>
-        </w:rPr>
-        <w:t xml:space="preserve"> [P] [US4] Pruebas: eliminar (204) y eliminar una tarea inexistente (404) → </w:t>
-      </w:r>
-      <w:r>
-        <w:rPr>
-          <w:rFonts w:ascii="Consolas" w:hAnsi="Consolas"/>
-          <w:b w:val="0"/>
-          <w:i w:val="0"/>
-          <w:color w:val="B03060"/>
-        </w:rPr>
-        <w:t>tests/service.test.js</w:t>
-      </w:r>
-      <w:r>
-        <w:rPr>
-          <w:b w:val="0"/>
-          <w:i w:val="0"/>
-        </w:rPr>
-        <w:t xml:space="preserve">, </w:t>
-      </w:r>
-      <w:r>
-        <w:rPr>
-          <w:rFonts w:ascii="Consolas" w:hAnsi="Consolas"/>
-          <w:b w:val="0"/>
-          <w:i w:val="0"/>
-          <w:color w:val="B03060"/>
-        </w:rPr>
-        <w:t>tests/api.test.js</w:t>
-      </w:r>
-      <w:r>
-        <w:rPr>
-          <w:b w:val="0"/>
-          <w:i w:val="0"/>
-        </w:rPr>
-        <w:t>.</w:t>
-      </w:r>
-    </w:p>
-    <w:p>
-      <w:pPr>
-        <w:pStyle w:val="ListBullet"/>
-      </w:pPr>
-      <w:r>
-        <w:rPr>
-          <w:b w:val="0"/>
-          <w:i w:val="0"/>
-        </w:rPr>
-        <w:t xml:space="preserve">☑ </w:t>
-      </w:r>
-      <w:r>
-        <w:rPr>
-          <w:b/>
-          <w:i w:val="0"/>
-        </w:rPr>
-        <w:t>T021</w:t>
-      </w:r>
-      <w:r>
-        <w:rPr>
-          <w:b w:val="0"/>
-          <w:i w:val="0"/>
-        </w:rPr>
-        <w:t xml:space="preserve"> [US4] Implementar </w:t>
-      </w:r>
-      <w:r>
-        <w:rPr>
-          <w:rFonts w:ascii="Consolas" w:hAnsi="Consolas"/>
-          <w:b w:val="0"/>
-          <w:i w:val="0"/>
-          <w:color w:val="B03060"/>
-        </w:rPr>
-        <w:t>TaskService.remove()</w:t>
-      </w:r>
-      <w:r>
-        <w:rPr>
-          <w:b w:val="0"/>
-          <w:i w:val="0"/>
-        </w:rPr>
-        <w:t xml:space="preserve"> y la ruta </w:t>
-      </w:r>
-      <w:r>
-        <w:rPr>
-          <w:rFonts w:ascii="Consolas" w:hAnsi="Consolas"/>
-          <w:b w:val="0"/>
-          <w:i w:val="0"/>
-          <w:color w:val="B03060"/>
-        </w:rPr>
-        <w:t>DELETE /tasks/:id</w:t>
-      </w:r>
-      <w:r>
-        <w:rPr>
-          <w:b w:val="0"/>
-          <w:i w:val="0"/>
-        </w:rPr>
-        <w:t xml:space="preserve"> </w:t>
-      </w:r>
-      <w:r>
-        <w:rPr>
-          <w:b w:val="0"/>
-          <w:i/>
-        </w:rPr>
-        <w:t>(FR-009)</w:t>
-      </w:r>
-      <w:r>
-        <w:rPr>
-          <w:b w:val="0"/>
-          <w:i w:val="0"/>
-        </w:rPr>
-        <w:t>.</w:t>
-      </w:r>
-    </w:p>
-    <w:p>
-      <w:pPr>
-        <w:pStyle w:val="Heading2"/>
-      </w:pPr>
-      <w:r>
-        <w:rPr>
-          <w:b w:val="0"/>
-          <w:i w:val="0"/>
-          <w:color w:val="1F3A5F"/>
-        </w:rPr>
-        <w:t>Fase 7: Persistencia y aspectos transversales</w:t>
-      </w:r>
-    </w:p>
-    <w:p>
-      <w:pPr>
-        <w:pStyle w:val="ListBullet"/>
-      </w:pPr>
-      <w:r>
-        <w:rPr>
-          <w:b w:val="0"/>
-          <w:i w:val="0"/>
-        </w:rPr>
-        <w:t xml:space="preserve">☑ </w:t>
-      </w:r>
-      <w:r>
-        <w:rPr>
-          <w:b/>
-          <w:i w:val="0"/>
-        </w:rPr>
-        <w:t>T022</w:t>
-      </w:r>
-      <w:r>
-        <w:rPr>
-          <w:b w:val="0"/>
-          <w:i w:val="0"/>
-        </w:rPr>
-        <w:t xml:space="preserve"> [US1–US4] Persistencia en JSON con escritura atómica y tolerancia a archivo vacío, más sus pruebas → </w:t>
-      </w:r>
-      <w:r>
-        <w:rPr>
-          <w:rFonts w:ascii="Consolas" w:hAnsi="Consolas"/>
-          <w:b w:val="0"/>
-          <w:i w:val="0"/>
-          <w:color w:val="B03060"/>
-        </w:rPr>
-        <w:t>src/repository/taskRepository.js</w:t>
-      </w:r>
-      <w:r>
-        <w:rPr>
-          <w:b w:val="0"/>
-          <w:i w:val="0"/>
-        </w:rPr>
-        <w:t xml:space="preserve">, </w:t>
-      </w:r>
-      <w:r>
-        <w:rPr>
-          <w:rFonts w:ascii="Consolas" w:hAnsi="Consolas"/>
-          <w:b w:val="0"/>
-          <w:i w:val="0"/>
-          <w:color w:val="B03060"/>
-        </w:rPr>
-        <w:t>tests/service.test.js</w:t>
-      </w:r>
-      <w:r>
-        <w:rPr>
-          <w:b w:val="0"/>
-          <w:i w:val="0"/>
-        </w:rPr>
-        <w:t xml:space="preserve"> </w:t>
-      </w:r>
-      <w:r>
-        <w:rPr>
-          <w:b w:val="0"/>
-          <w:i/>
-        </w:rPr>
-        <w:t>(FR-010)</w:t>
-      </w:r>
-      <w:r>
-        <w:rPr>
-          <w:b w:val="0"/>
-          <w:i w:val="0"/>
-        </w:rPr>
-        <w:t>.</w:t>
-      </w:r>
-    </w:p>
-    <w:p>
-      <w:pPr>
-        <w:pStyle w:val="ListBullet"/>
-      </w:pPr>
-      <w:r>
-        <w:rPr>
-          <w:b w:val="0"/>
-          <w:i w:val="0"/>
-        </w:rPr>
-        <w:t xml:space="preserve">☑ </w:t>
-      </w:r>
-      <w:r>
-        <w:rPr>
-          <w:b/>
-          <w:i w:val="0"/>
-        </w:rPr>
-        <w:t>T023</w:t>
-      </w:r>
-      <w:r>
-        <w:rPr>
-          <w:b w:val="0"/>
-          <w:i w:val="0"/>
-        </w:rPr>
-        <w:t xml:space="preserve"> [P] Pruebas de seguridad: 413 por cuerpo grande, 500 sin filtrar detalles, cabecera </w:t>
-      </w:r>
-      <w:r>
-        <w:rPr>
-          <w:rFonts w:ascii="Consolas" w:hAnsi="Consolas"/>
-          <w:b w:val="0"/>
-          <w:i w:val="0"/>
-          <w:color w:val="B03060"/>
-        </w:rPr>
-        <w:t>nosniff</w:t>
-      </w:r>
-      <w:r>
-        <w:rPr>
-          <w:b w:val="0"/>
-          <w:i w:val="0"/>
-        </w:rPr>
-        <w:t xml:space="preserve">, 404/405 → </w:t>
-      </w:r>
-      <w:r>
-        <w:rPr>
-          <w:rFonts w:ascii="Consolas" w:hAnsi="Consolas"/>
-          <w:b w:val="0"/>
-          <w:i w:val="0"/>
-          <w:color w:val="B03060"/>
-        </w:rPr>
-        <w:t>tests/api.test.js</w:t>
-      </w:r>
-      <w:r>
-        <w:rPr>
-          <w:b w:val="0"/>
-          <w:i w:val="0"/>
-        </w:rPr>
-        <w:t xml:space="preserve"> </w:t>
-      </w:r>
-      <w:r>
-        <w:rPr>
-          <w:b w:val="0"/>
-          <w:i/>
-        </w:rPr>
-        <w:t>(NFR-004)</w:t>
-      </w:r>
-      <w:r>
-        <w:rPr>
-          <w:b w:val="0"/>
-          <w:i w:val="0"/>
-        </w:rPr>
-        <w:t>.</w:t>
-      </w:r>
-    </w:p>
-    <w:p>
-      <w:pPr>
-        <w:pStyle w:val="ListBullet"/>
-      </w:pPr>
-      <w:r>
-        <w:rPr>
-          <w:b w:val="0"/>
-          <w:i w:val="0"/>
-        </w:rPr>
-        <w:t xml:space="preserve">☑ </w:t>
-      </w:r>
-      <w:r>
-        <w:rPr>
-          <w:b/>
-          <w:i w:val="0"/>
-        </w:rPr>
-        <w:t>T024</w:t>
-      </w:r>
-      <w:r>
-        <w:rPr>
-          <w:b w:val="0"/>
-          <w:i w:val="0"/>
-        </w:rPr>
-        <w:t xml:space="preserve"> Ejecutar </w:t>
-      </w:r>
-      <w:r>
-        <w:rPr>
-          <w:rFonts w:ascii="Consolas" w:hAnsi="Consolas"/>
-          <w:b w:val="0"/>
-          <w:i w:val="0"/>
-          <w:color w:val="B03060"/>
-        </w:rPr>
-        <w:t>npm run coverage</w:t>
-      </w:r>
-      <w:r>
-        <w:rPr>
-          <w:b w:val="0"/>
-          <w:i w:val="0"/>
-        </w:rPr>
-        <w:t xml:space="preserve"> y verificar los umbrales de la Constitución.</w:t>
-      </w:r>
-    </w:p>
-    <w:p>
-      <w:pPr>
-        <w:pStyle w:val="ListBullet"/>
-      </w:pPr>
-      <w:r>
-        <w:rPr>
-          <w:b w:val="0"/>
-          <w:i w:val="0"/>
-        </w:rPr>
-        <w:t xml:space="preserve">☑ </w:t>
-      </w:r>
-      <w:r>
-        <w:rPr>
-          <w:b/>
-          <w:i w:val="0"/>
-        </w:rPr>
-        <w:t>T025</w:t>
-      </w:r>
-      <w:r>
-        <w:rPr>
-          <w:b w:val="0"/>
-          <w:i w:val="0"/>
-        </w:rPr>
-        <w:t xml:space="preserve"> [P] Escribir </w:t>
-      </w:r>
-      <w:r>
-        <w:rPr>
-          <w:rFonts w:ascii="Consolas" w:hAnsi="Consolas"/>
-          <w:b w:val="0"/>
-          <w:i w:val="0"/>
-          <w:color w:val="B03060"/>
-        </w:rPr>
-        <w:t>README.md</w:t>
-      </w:r>
-      <w:r>
-        <w:rPr>
-          <w:b w:val="0"/>
-          <w:i w:val="0"/>
-        </w:rPr>
-        <w:t xml:space="preserve"> con instrucciones de uso.</w:t>
-      </w:r>
-    </w:p>
-    <w:p>
-      <w:pPr>
-        <w:pStyle w:val="ListBullet"/>
-      </w:pPr>
-      <w:r>
-        <w:rPr>
-          <w:b w:val="0"/>
-          <w:i w:val="0"/>
-        </w:rPr>
-        <w:t xml:space="preserve">☑ </w:t>
-      </w:r>
-      <w:r>
-        <w:rPr>
-          <w:b/>
-          <w:i w:val="0"/>
-        </w:rPr>
-        <w:t>T026</w:t>
-      </w:r>
-      <w:r>
-        <w:rPr>
-          <w:b w:val="0"/>
-          <w:i w:val="0"/>
-        </w:rPr>
-        <w:t xml:space="preserve"> Redactar el reporte de implementación y la auditoría de convergencia/cobertura.</w:t>
-      </w:r>
-    </w:p>
-    <w:p>
-      <w:pPr>
-        <w:pStyle w:val="Heading2"/>
-      </w:pPr>
-      <w:r>
-        <w:rPr>
-          <w:b w:val="0"/>
-          <w:i w:val="0"/>
-          <w:color w:val="1F3A5F"/>
-        </w:rPr>
-        <w:t>Dependencias y orden de ejecución</w:t>
+        <w:t>Dependencias</w:t>
       </w:r>
     </w:p>
     <w:tbl>
@@ -2236,11 +2495,21 @@
                 <w:rFonts w:ascii="Consolas" w:hAnsi="Consolas"/>
                 <w:sz w:val="17"/>
               </w:rPr>
-              <w:t>Fase 1 (Setup) ──► Fase 2 (Fundamentos) ──┬─► Fase 3 US1 ──► Fase 4 US2 ──┬─► Fase 5 US3</w:t>
+              <w:t>T001 ─► T002 ─► T004 ─► T005 ─┬─► T011 ─► T012</w:t>
               <w:br/>
-              <w:t xml:space="preserve">                                          │                               └─► Fase 6 US4</w:t>
+              <w:t xml:space="preserve">               T006 ──────────┤      │</w:t>
               <w:br/>
-              <w:t xml:space="preserve">                                          └─────────────────────────────────► Fase 7</w:t>
+              <w:t xml:space="preserve">               T007 ─► T008   │      ▼</w:t>
+              <w:br/>
+              <w:t xml:space="preserve">                              │    T014 ─┬─► T015</w:t>
+              <w:br/>
+              <w:t xml:space="preserve">                              │          ├─► T017 ─┐</w:t>
+              <w:br/>
+              <w:t xml:space="preserve">                              │          ├─► T018 ─┴─► T019</w:t>
+              <w:br/>
+              <w:t xml:space="preserve">                              │          └─► T021</w:t>
+              <w:br/>
+              <w:t xml:space="preserve">                              └─► T022 ─► T023, T024 ─► T025 ─► T026</w:t>
             </w:r>
           </w:p>
         </w:tc>
@@ -2248,53 +2517,520 @@
     </w:tbl>
     <w:p/>
     <w:p>
-      <w:pPr>
-        <w:pStyle w:val="ListBullet"/>
-      </w:pPr>
       <w:r>
         <w:rPr>
           <w:b w:val="0"/>
           <w:i w:val="0"/>
         </w:rPr>
-        <w:t>T005 depende de T004 (prueba primero).</w:t>
+        <w:t>US3 y US4 dependen de US2 (</w:t>
+      </w:r>
+      <w:r>
+        <w:rPr>
+          <w:rFonts w:ascii="Consolas" w:hAnsi="Consolas"/>
+          <w:b w:val="0"/>
+          <w:i w:val="0"/>
+          <w:color w:val="B03060"/>
+        </w:rPr>
+        <w:t>get</w:t>
+      </w:r>
+      <w:r>
+        <w:rPr>
+          <w:b w:val="0"/>
+          <w:i w:val="0"/>
+        </w:rPr>
+        <w:t>) y pueden avanzar en paralelo entre sí.</w:t>
       </w:r>
     </w:p>
     <w:p>
       <w:pPr>
-        <w:pStyle w:val="ListBullet"/>
+        <w:pStyle w:val="Heading2"/>
       </w:pPr>
       <w:r>
         <w:rPr>
           <w:b w:val="0"/>
           <w:i w:val="0"/>
-        </w:rPr>
-        <w:t>T011–T021 dependen de T005, T006 y T007.</w:t>
+          <w:color w:val="1F3A5F"/>
+        </w:rPr>
+        <w:t>Matriz de cobertura: requisito → tarea</w:t>
       </w:r>
     </w:p>
-    <w:p>
-      <w:pPr>
-        <w:pStyle w:val="ListBullet"/>
-      </w:pPr>
-      <w:r>
-        <w:rPr>
-          <w:b w:val="0"/>
-          <w:i w:val="0"/>
-        </w:rPr>
-        <w:t>US3 y US4 dependen de US1 (necesitan tareas creadas) y pueden avanzar en paralelo entre sí.</w:t>
-      </w:r>
-    </w:p>
-    <w:p>
-      <w:pPr>
-        <w:pStyle w:val="ListBullet"/>
-      </w:pPr>
-      <w:r>
-        <w:rPr>
-          <w:b w:val="0"/>
-          <w:i w:val="0"/>
-        </w:rPr>
-        <w:t>T024 y T026 se ejecutan al final (convergencia).</w:t>
-      </w:r>
-    </w:p>
+    <w:tbl>
+      <w:tblPr>
+        <w:tblStyle w:val="TableGrid"/>
+        <w:tblW w:type="auto" w:w="0"/>
+        <w:jc w:val="center"/>
+        <w:tblLook w:firstColumn="1" w:firstRow="1" w:lastColumn="0" w:lastRow="0" w:noHBand="0" w:noVBand="1" w:val="04A0"/>
+      </w:tblPr>
+      <w:tblGrid>
+        <w:gridCol w:w="4873"/>
+        <w:gridCol w:w="4873"/>
+      </w:tblGrid>
+      <w:tr>
+        <w:tc>
+          <w:tcPr>
+            <w:tcW w:type="dxa" w:w="4873"/>
+            <w:shd w:val="clear" w:color="auto" w:fill="1F3A5F"/>
+          </w:tcPr>
+          <w:p>
+            <w:r>
+              <w:rPr>
+                <w:b/>
+                <w:i w:val="0"/>
+                <w:color w:val="FFFFFF"/>
+                <w:sz w:val="19"/>
+              </w:rPr>
+              <w:t>Requisito</w:t>
+            </w:r>
+          </w:p>
+        </w:tc>
+        <w:tc>
+          <w:tcPr>
+            <w:tcW w:type="dxa" w:w="4873"/>
+            <w:shd w:val="clear" w:color="auto" w:fill="1F3A5F"/>
+          </w:tcPr>
+          <w:p>
+            <w:r>
+              <w:rPr>
+                <w:b/>
+                <w:i w:val="0"/>
+                <w:color w:val="FFFFFF"/>
+                <w:sz w:val="19"/>
+              </w:rPr>
+              <w:t>Tareas</w:t>
+            </w:r>
+          </w:p>
+        </w:tc>
+      </w:tr>
+      <w:tr>
+        <w:tc>
+          <w:tcPr>
+            <w:tcW w:type="dxa" w:w="4873"/>
+          </w:tcPr>
+          <w:p>
+            <w:r>
+              <w:rPr>
+                <w:b w:val="0"/>
+                <w:i w:val="0"/>
+                <w:sz w:val="19"/>
+              </w:rPr>
+              <w:t>FR-001, FR-002, FR-003</w:t>
+            </w:r>
+          </w:p>
+        </w:tc>
+        <w:tc>
+          <w:tcPr>
+            <w:tcW w:type="dxa" w:w="4873"/>
+          </w:tcPr>
+          <w:p>
+            <w:r>
+              <w:rPr>
+                <w:b w:val="0"/>
+                <w:i w:val="0"/>
+                <w:sz w:val="19"/>
+              </w:rPr>
+              <w:t>T004, T005, T009, T011</w:t>
+            </w:r>
+          </w:p>
+        </w:tc>
+      </w:tr>
+      <w:tr>
+        <w:tc>
+          <w:tcPr>
+            <w:tcW w:type="dxa" w:w="4873"/>
+            <w:shd w:val="clear" w:color="auto" w:fill="EEF2F7"/>
+          </w:tcPr>
+          <w:p>
+            <w:r>
+              <w:rPr>
+                <w:b w:val="0"/>
+                <w:i w:val="0"/>
+                <w:sz w:val="19"/>
+              </w:rPr>
+              <w:t>FR-004</w:t>
+            </w:r>
+          </w:p>
+        </w:tc>
+        <w:tc>
+          <w:tcPr>
+            <w:tcW w:type="dxa" w:w="4873"/>
+            <w:shd w:val="clear" w:color="auto" w:fill="EEF2F7"/>
+          </w:tcPr>
+          <w:p>
+            <w:r>
+              <w:rPr>
+                <w:b w:val="0"/>
+                <w:i w:val="0"/>
+                <w:sz w:val="19"/>
+              </w:rPr>
+              <w:t>T004, T007, T010, T011</w:t>
+            </w:r>
+          </w:p>
+        </w:tc>
+      </w:tr>
+      <w:tr>
+        <w:tc>
+          <w:tcPr>
+            <w:tcW w:type="dxa" w:w="4873"/>
+          </w:tcPr>
+          <w:p>
+            <w:r>
+              <w:rPr>
+                <w:b w:val="0"/>
+                <w:i w:val="0"/>
+                <w:sz w:val="19"/>
+              </w:rPr>
+              <w:t>FR-005, FR-006</w:t>
+            </w:r>
+          </w:p>
+        </w:tc>
+        <w:tc>
+          <w:tcPr>
+            <w:tcW w:type="dxa" w:w="4873"/>
+          </w:tcPr>
+          <w:p>
+            <w:r>
+              <w:rPr>
+                <w:b w:val="0"/>
+                <w:i w:val="0"/>
+                <w:sz w:val="19"/>
+              </w:rPr>
+              <w:t>T013, T014, T015</w:t>
+            </w:r>
+          </w:p>
+        </w:tc>
+      </w:tr>
+      <w:tr>
+        <w:tc>
+          <w:tcPr>
+            <w:tcW w:type="dxa" w:w="4873"/>
+            <w:shd w:val="clear" w:color="auto" w:fill="EEF2F7"/>
+          </w:tcPr>
+          <w:p>
+            <w:r>
+              <w:rPr>
+                <w:b w:val="0"/>
+                <w:i w:val="0"/>
+                <w:sz w:val="19"/>
+              </w:rPr>
+              <w:t>FR-007</w:t>
+            </w:r>
+          </w:p>
+        </w:tc>
+        <w:tc>
+          <w:tcPr>
+            <w:tcW w:type="dxa" w:w="4873"/>
+            <w:shd w:val="clear" w:color="auto" w:fill="EEF2F7"/>
+          </w:tcPr>
+          <w:p>
+            <w:r>
+              <w:rPr>
+                <w:b w:val="0"/>
+                <w:i w:val="0"/>
+                <w:sz w:val="19"/>
+              </w:rPr>
+              <w:t>T004, T016, T018, T019</w:t>
+            </w:r>
+          </w:p>
+        </w:tc>
+      </w:tr>
+      <w:tr>
+        <w:tc>
+          <w:tcPr>
+            <w:tcW w:type="dxa" w:w="4873"/>
+          </w:tcPr>
+          <w:p>
+            <w:r>
+              <w:rPr>
+                <w:b w:val="0"/>
+                <w:i w:val="0"/>
+                <w:sz w:val="19"/>
+              </w:rPr>
+              <w:t>FR-008</w:t>
+            </w:r>
+          </w:p>
+        </w:tc>
+        <w:tc>
+          <w:tcPr>
+            <w:tcW w:type="dxa" w:w="4873"/>
+          </w:tcPr>
+          <w:p>
+            <w:r>
+              <w:rPr>
+                <w:b w:val="0"/>
+                <w:i w:val="0"/>
+                <w:sz w:val="19"/>
+              </w:rPr>
+              <w:t>T016, T017, T019</w:t>
+            </w:r>
+          </w:p>
+        </w:tc>
+      </w:tr>
+      <w:tr>
+        <w:tc>
+          <w:tcPr>
+            <w:tcW w:type="dxa" w:w="4873"/>
+            <w:shd w:val="clear" w:color="auto" w:fill="EEF2F7"/>
+          </w:tcPr>
+          <w:p>
+            <w:r>
+              <w:rPr>
+                <w:b w:val="0"/>
+                <w:i w:val="0"/>
+                <w:sz w:val="19"/>
+              </w:rPr>
+              <w:t>FR-009</w:t>
+            </w:r>
+          </w:p>
+        </w:tc>
+        <w:tc>
+          <w:tcPr>
+            <w:tcW w:type="dxa" w:w="4873"/>
+            <w:shd w:val="clear" w:color="auto" w:fill="EEF2F7"/>
+          </w:tcPr>
+          <w:p>
+            <w:r>
+              <w:rPr>
+                <w:b w:val="0"/>
+                <w:i w:val="0"/>
+                <w:sz w:val="19"/>
+              </w:rPr>
+              <w:t>T020, T021</w:t>
+            </w:r>
+          </w:p>
+        </w:tc>
+      </w:tr>
+      <w:tr>
+        <w:tc>
+          <w:tcPr>
+            <w:tcW w:type="dxa" w:w="4873"/>
+          </w:tcPr>
+          <w:p>
+            <w:r>
+              <w:rPr>
+                <w:b w:val="0"/>
+                <w:i w:val="0"/>
+                <w:sz w:val="19"/>
+              </w:rPr>
+              <w:t>FR-010</w:t>
+            </w:r>
+          </w:p>
+        </w:tc>
+        <w:tc>
+          <w:tcPr>
+            <w:tcW w:type="dxa" w:w="4873"/>
+          </w:tcPr>
+          <w:p>
+            <w:r>
+              <w:rPr>
+                <w:b w:val="0"/>
+                <w:i w:val="0"/>
+                <w:sz w:val="19"/>
+              </w:rPr>
+              <w:t>T022</w:t>
+            </w:r>
+          </w:p>
+        </w:tc>
+      </w:tr>
+      <w:tr>
+        <w:tc>
+          <w:tcPr>
+            <w:tcW w:type="dxa" w:w="4873"/>
+            <w:shd w:val="clear" w:color="auto" w:fill="EEF2F7"/>
+          </w:tcPr>
+          <w:p>
+            <w:r>
+              <w:rPr>
+                <w:b w:val="0"/>
+                <w:i w:val="0"/>
+                <w:sz w:val="19"/>
+              </w:rPr>
+              <w:t>FR-011</w:t>
+            </w:r>
+          </w:p>
+        </w:tc>
+        <w:tc>
+          <w:tcPr>
+            <w:tcW w:type="dxa" w:w="4873"/>
+            <w:shd w:val="clear" w:color="auto" w:fill="EEF2F7"/>
+          </w:tcPr>
+          <w:p>
+            <w:r>
+              <w:rPr>
+                <w:b w:val="0"/>
+                <w:i w:val="0"/>
+                <w:sz w:val="19"/>
+              </w:rPr>
+              <w:t>T014, T020</w:t>
+            </w:r>
+          </w:p>
+        </w:tc>
+      </w:tr>
+      <w:tr>
+        <w:tc>
+          <w:tcPr>
+            <w:tcW w:type="dxa" w:w="4873"/>
+          </w:tcPr>
+          <w:p>
+            <w:r>
+              <w:rPr>
+                <w:b w:val="0"/>
+                <w:i w:val="0"/>
+                <w:sz w:val="19"/>
+              </w:rPr>
+              <w:t>FR-012</w:t>
+            </w:r>
+          </w:p>
+        </w:tc>
+        <w:tc>
+          <w:tcPr>
+            <w:tcW w:type="dxa" w:w="4873"/>
+          </w:tcPr>
+          <w:p>
+            <w:r>
+              <w:rPr>
+                <w:b w:val="0"/>
+                <w:i w:val="0"/>
+                <w:sz w:val="19"/>
+              </w:rPr>
+              <w:t>T007, T023</w:t>
+            </w:r>
+          </w:p>
+        </w:tc>
+      </w:tr>
+      <w:tr>
+        <w:tc>
+          <w:tcPr>
+            <w:tcW w:type="dxa" w:w="4873"/>
+            <w:shd w:val="clear" w:color="auto" w:fill="EEF2F7"/>
+          </w:tcPr>
+          <w:p>
+            <w:r>
+              <w:rPr>
+                <w:b w:val="0"/>
+                <w:i w:val="0"/>
+                <w:sz w:val="19"/>
+              </w:rPr>
+              <w:t>NFR-001, NFR-004</w:t>
+            </w:r>
+          </w:p>
+        </w:tc>
+        <w:tc>
+          <w:tcPr>
+            <w:tcW w:type="dxa" w:w="4873"/>
+            <w:shd w:val="clear" w:color="auto" w:fill="EEF2F7"/>
+          </w:tcPr>
+          <w:p>
+            <w:r>
+              <w:rPr>
+                <w:b w:val="0"/>
+                <w:i w:val="0"/>
+                <w:sz w:val="19"/>
+              </w:rPr>
+              <w:t>T007, T023</w:t>
+            </w:r>
+          </w:p>
+        </w:tc>
+      </w:tr>
+      <w:tr>
+        <w:tc>
+          <w:tcPr>
+            <w:tcW w:type="dxa" w:w="4873"/>
+          </w:tcPr>
+          <w:p>
+            <w:r>
+              <w:rPr>
+                <w:b w:val="0"/>
+                <w:i w:val="0"/>
+                <w:sz w:val="19"/>
+              </w:rPr>
+              <w:t>NFR-002</w:t>
+            </w:r>
+          </w:p>
+        </w:tc>
+        <w:tc>
+          <w:tcPr>
+            <w:tcW w:type="dxa" w:w="4873"/>
+          </w:tcPr>
+          <w:p>
+            <w:r>
+              <w:rPr>
+                <w:b w:val="0"/>
+                <w:i w:val="0"/>
+                <w:sz w:val="19"/>
+              </w:rPr>
+              <w:t>T024</w:t>
+            </w:r>
+          </w:p>
+        </w:tc>
+      </w:tr>
+      <w:tr>
+        <w:tc>
+          <w:tcPr>
+            <w:tcW w:type="dxa" w:w="4873"/>
+            <w:shd w:val="clear" w:color="auto" w:fill="EEF2F7"/>
+          </w:tcPr>
+          <w:p>
+            <w:r>
+              <w:rPr>
+                <w:b w:val="0"/>
+                <w:i w:val="0"/>
+                <w:sz w:val="19"/>
+              </w:rPr>
+              <w:t>NFR-003</w:t>
+            </w:r>
+          </w:p>
+        </w:tc>
+        <w:tc>
+          <w:tcPr>
+            <w:tcW w:type="dxa" w:w="4873"/>
+            <w:shd w:val="clear" w:color="auto" w:fill="EEF2F7"/>
+          </w:tcPr>
+          <w:p>
+            <w:r>
+              <w:rPr>
+                <w:b w:val="0"/>
+                <w:i w:val="0"/>
+                <w:sz w:val="19"/>
+              </w:rPr>
+              <w:t>T025</w:t>
+            </w:r>
+          </w:p>
+        </w:tc>
+      </w:tr>
+      <w:tr>
+        <w:tc>
+          <w:tcPr>
+            <w:tcW w:type="dxa" w:w="4873"/>
+          </w:tcPr>
+          <w:p>
+            <w:r>
+              <w:rPr>
+                <w:b w:val="0"/>
+                <w:i w:val="0"/>
+                <w:sz w:val="19"/>
+              </w:rPr>
+              <w:t>NFR-005</w:t>
+            </w:r>
+          </w:p>
+        </w:tc>
+        <w:tc>
+          <w:tcPr>
+            <w:tcW w:type="dxa" w:w="4873"/>
+          </w:tcPr>
+          <w:p>
+            <w:r>
+              <w:rPr>
+                <w:b w:val="0"/>
+                <w:i w:val="0"/>
+                <w:sz w:val="19"/>
+              </w:rPr>
+              <w:t>T002</w:t>
+            </w:r>
+          </w:p>
+        </w:tc>
+      </w:tr>
+    </w:tbl>
+    <w:p/>
     <w:p>
       <w:pPr>
         <w:pStyle w:val="Heading2"/>
@@ -2385,7 +3121,7 @@
                 <w:i w:val="0"/>
                 <w:sz w:val="19"/>
               </w:rPr>
-              <w:t>Setup</w:t>
+              <w:t>Preparación</w:t>
             </w:r>
           </w:p>
         </w:tc>
@@ -2676,7 +3412,7 @@
                 <w:i w:val="0"/>
                 <w:sz w:val="19"/>
               </w:rPr>
-              <w:t>Transversal</w:t>
+              <w:t>Persistencia, seguridad y validación</w:t>
             </w:r>
           </w:p>
         </w:tc>
@@ -2763,6 +3499,95 @@
       </w:tr>
     </w:tbl>
     <w:p/>
+    <w:p>
+      <w:pPr>
+        <w:pStyle w:val="Heading2"/>
+      </w:pPr>
+      <w:r>
+        <w:rPr>
+          <w:b w:val="0"/>
+          <w:i w:val="0"/>
+          <w:color w:val="1F3A5F"/>
+        </w:rPr>
+        <w:t>✅ Puerta G3 — Checklist antes de aprobar las tareas</w:t>
+      </w:r>
+    </w:p>
+    <w:p>
+      <w:pPr>
+        <w:pStyle w:val="ListBullet"/>
+      </w:pPr>
+      <w:r>
+        <w:rPr>
+          <w:b w:val="0"/>
+          <w:i w:val="0"/>
+        </w:rPr>
+        <w:t>☑ Cada tarea es pequeña y se revisa en minutos.</w:t>
+      </w:r>
+    </w:p>
+    <w:p>
+      <w:pPr>
+        <w:pStyle w:val="ListBullet"/>
+      </w:pPr>
+      <w:r>
+        <w:rPr>
+          <w:b w:val="0"/>
+          <w:i w:val="0"/>
+        </w:rPr>
+        <w:t>☑ Cada tarea tiene su "Hecho cuando…".</w:t>
+      </w:r>
+    </w:p>
+    <w:p>
+      <w:pPr>
+        <w:pStyle w:val="ListBullet"/>
+      </w:pPr>
+      <w:r>
+        <w:rPr>
+          <w:b w:val="0"/>
+          <w:i w:val="0"/>
+        </w:rPr>
+        <w:t>☑ Cada tarea referencia requisitos.</w:t>
+      </w:r>
+    </w:p>
+    <w:p>
+      <w:pPr>
+        <w:pStyle w:val="ListBullet"/>
+      </w:pPr>
+      <w:r>
+        <w:rPr>
+          <w:b w:val="0"/>
+          <w:i w:val="0"/>
+        </w:rPr>
+        <w:t>☑ Las dependencias están marcadas.</w:t>
+      </w:r>
+    </w:p>
+    <w:p>
+      <w:pPr>
+        <w:pStyle w:val="ListBullet"/>
+      </w:pPr>
+      <w:r>
+        <w:rPr>
+          <w:b w:val="0"/>
+          <w:i w:val="0"/>
+        </w:rPr>
+        <w:t>☑ Todos los requisitos están cubiertos por alguna tarea (ver la matriz).</w:t>
+      </w:r>
+    </w:p>
+    <w:p>
+      <w:r>
+        <w:rPr>
+          <w:b/>
+          <w:i w:val="0"/>
+        </w:rPr>
+        <w:t>Aprobado por:</w:t>
+      </w:r>
+      <w:r>
+        <w:rPr>
+          <w:b w:val="0"/>
+          <w:i w:val="0"/>
+        </w:rPr>
+        <w:t xml:space="preserve"> Líder técnico, 2026-10-21.</w:t>
+      </w:r>
+    </w:p>
     <w:sectPr>
       <w:pgSz w:w="12240" w:h="15840"/>
       <w:pgMar w:top="1134" w:right="1247" w:bottom="1134" w:left="1247" w:header="720" w:footer="720" w:gutter="0"/>
